--- a/ADMISSION_LETTER.docx
+++ b/ADMISSION_LETTER.docx
@@ -1063,7 +1063,7 @@
           <w:b/>
           <w:u w:val="single"/>
         </w:rPr>
-        <w:t>8</w:t>
+        <w:t>5</w:t>
       </w:r>
       <w:r>
         <w:rPr>
@@ -1078,14 +1078,28 @@
           <w:b/>
           <w:u w:val="single"/>
         </w:rPr>
-        <w:t xml:space="preserve"> DECEMBER </w:t>
+        <w:t xml:space="preserve"> </w:t>
       </w:r>
       <w:r>
         <w:rPr>
           <w:b/>
           <w:u w:val="single"/>
         </w:rPr>
-        <w:t>2025</w:t>
+        <w:t>JANUARY</w:t>
+      </w:r>
+      <w:r>
+        <w:rPr>
+          <w:b/>
+          <w:u w:val="single"/>
+        </w:rPr>
+        <w:t xml:space="preserve"> </w:t>
+      </w:r>
+      <w:r>
+        <w:rPr>
+          <w:b/>
+          <w:u w:val="single"/>
+        </w:rPr>
+        <w:t>2026</w:t>
       </w:r>
     </w:p>
     <w:p>
@@ -1099,7 +1113,7 @@
         <w:rPr>
           <w:b/>
         </w:rPr>
-        <w:t>SHEM GODFREY OWILA</w:t>
+        <w:t>IRENE OMONDI</w:t>
       </w:r>
       <w:r>
         <w:rPr>
@@ -1232,7 +1246,7 @@
                                 <w:color w:val="FF0000"/>
                                 <w:sz w:val="24"/>
                               </w:rPr>
-                              <w:t>RICT/25/12</w:t>
+                              <w:t>RICT/26/01</w:t>
                             </w:r>
                             <w:r>
                               <w:rPr>
@@ -1250,7 +1264,7 @@
                                 <w:color w:val="FF0000"/>
                                 <w:sz w:val="24"/>
                               </w:rPr>
-                              <w:t>014</w:t>
+                              <w:t>018</w:t>
                             </w:r>
                           </w:p>
                         </w:txbxContent>
@@ -1275,7 +1289,11 @@
           </mc:Choice>
           <mc:Fallback>
             <w:pict>
-              <v:shape w14:anchorId="68F6C02B" id="Text Box 11" o:spid="_x0000_s1029" type="#_x0000_t202" style="position:absolute;margin-left:65.25pt;margin-top:5.6pt;width:180pt;height:23.25pt;z-index:251668480;visibility:visible;mso-wrap-style:square;mso-width-percent:0;mso-height-percent:0;mso-wrap-distance-left:9pt;mso-wrap-distance-top:0;mso-wrap-distance-right:9pt;mso-wrap-distance-bottom:0;mso-position-horizontal:absolute;mso-position-horizontal-relative:text;mso-position-vertical:absolute;mso-position-vertical-relative:text;mso-width-percent:0;mso-height-percent:0;mso-width-relative:margin;mso-height-relative:margin;v-text-anchor:top" o:gfxdata="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" filled="f" stroked="f" strokeweight=".5pt">
+              <v:shapetype w14:anchorId="68F6C02B" id="_x0000_t202" coordsize="21600,21600" o:spt="202" path="m,l,21600r21600,l21600,xe">
+                <v:stroke joinstyle="miter"/>
+                <v:path gradientshapeok="t" o:connecttype="rect"/>
+              </v:shapetype>
+              <v:shape id="Text Box 11" o:spid="_x0000_s1029" type="#_x0000_t202" style="position:absolute;margin-left:65.25pt;margin-top:5.6pt;width:180pt;height:23.25pt;z-index:251668480;visibility:visible;mso-wrap-style:square;mso-width-percent:0;mso-height-percent:0;mso-wrap-distance-left:9pt;mso-wrap-distance-top:0;mso-wrap-distance-right:9pt;mso-wrap-distance-bottom:0;mso-position-horizontal:absolute;mso-position-horizontal-relative:text;mso-position-vertical:absolute;mso-position-vertical-relative:text;mso-width-percent:0;mso-height-percent:0;mso-width-relative:margin;mso-height-relative:margin;v-text-anchor:top" o:gfxdata="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" filled="f" stroked="f" strokeweight=".5pt">
                 <v:textbox>
                   <w:txbxContent>
                     <w:p>
@@ -1294,7 +1312,7 @@
                           <w:color w:val="FF0000"/>
                           <w:sz w:val="24"/>
                         </w:rPr>
-                        <w:t>RICT/25/12</w:t>
+                        <w:t>RICT/26/01</w:t>
                       </w:r>
                       <w:r>
                         <w:rPr>
@@ -1312,7 +1330,7 @@
                           <w:color w:val="FF0000"/>
                           <w:sz w:val="24"/>
                         </w:rPr>
-                        <w:t>014</w:t>
+                        <w:t>018</w:t>
                       </w:r>
                     </w:p>
                   </w:txbxContent>
@@ -1403,7 +1421,7 @@
         <w:rPr>
           <w:b/>
         </w:rPr>
-        <w:t>Godfrey</w:t>
+        <w:t>Irene</w:t>
       </w:r>
       <w:r>
         <w:rPr>
@@ -1447,7 +1465,7 @@
           <w:sz w:val="24"/>
           <w:u w:val="single"/>
         </w:rPr>
-        <w:t>SSION INTO THE INSTITUTION 2025</w:t>
+        <w:t>SSION INTO THE INSTITUTION 2026</w:t>
       </w:r>
       <w:r>
         <w:rPr>
@@ -1518,17 +1536,7 @@
           <w:sz w:val="24"/>
           <w:szCs w:val="24"/>
         </w:rPr>
-        <w:t>et ICT Academy in pursuant o</w:t>
-      </w:r>
-      <w:bookmarkStart w:id="0" w:name="_GoBack"/>
-      <w:bookmarkEnd w:id="0"/>
-      <w:r>
-        <w:rPr>
-          <w:rFonts w:ascii="Times New Roman" w:hAnsi="Times New Roman" w:cs="Times New Roman"/>
-          <w:sz w:val="24"/>
-          <w:szCs w:val="24"/>
-        </w:rPr>
-        <w:t xml:space="preserve">f a certificate course on ICT Essentials II. </w:t>
+        <w:t xml:space="preserve">et ICT Academy in pursuant of a certificate course on ICT Essentials II. </w:t>
       </w:r>
     </w:p>
     <w:p>
@@ -1549,7 +1557,17 @@
           <w:sz w:val="24"/>
           <w:szCs w:val="24"/>
         </w:rPr>
-        <w:t xml:space="preserve">This offer is subject to satisfactory verification of your qualifications by the </w:t>
+        <w:t>This offer is subject to satisfactory</w:t>
+      </w:r>
+      <w:bookmarkStart w:id="0" w:name="_GoBack"/>
+      <w:bookmarkEnd w:id="0"/>
+      <w:r>
+        <w:rPr>
+          <w:rFonts w:ascii="Times New Roman" w:hAnsi="Times New Roman" w:cs="Times New Roman"/>
+          <w:sz w:val="24"/>
+          <w:szCs w:val="24"/>
+        </w:rPr>
+        <w:t xml:space="preserve"> verification of your qualifications by the </w:t>
       </w:r>
       <w:r>
         <w:rPr>
@@ -2160,7 +2178,7 @@
           <w:sz w:val="24"/>
           <w:szCs w:val="20"/>
         </w:rPr>
-        <w:t>BOAZ OCHIENG</w:t>
+        <w:t>OLIVIA ALANG’O</w:t>
       </w:r>
     </w:p>
     <w:p>
@@ -2176,14 +2194,6 @@
           <w:szCs w:val="20"/>
         </w:rPr>
       </w:pPr>
-      <w:r>
-        <w:rPr>
-          <w:b/>
-          <w:sz w:val="24"/>
-          <w:szCs w:val="20"/>
-        </w:rPr>
-        <w:t xml:space="preserve">FOR </w:t>
-      </w:r>
       <w:r>
         <w:rPr>
           <w:b/>

--- a/ADMISSION_LETTER.docx
+++ b/ADMISSION_LETTER.docx
@@ -1063,7 +1063,7 @@
           <w:b/>
           <w:u w:val="single"/>
         </w:rPr>
-        <w:t>5</w:t>
+        <w:t>6</w:t>
       </w:r>
       <w:r>
         <w:rPr>
@@ -1113,7 +1113,7 @@
         <w:rPr>
           <w:b/>
         </w:rPr>
-        <w:t>IRENE OMONDI</w:t>
+        <w:t>OTIENO SHERYNE</w:t>
       </w:r>
       <w:r>
         <w:rPr>
@@ -1264,7 +1264,7 @@
                                 <w:color w:val="FF0000"/>
                                 <w:sz w:val="24"/>
                               </w:rPr>
-                              <w:t>018</w:t>
+                              <w:t>019</w:t>
                             </w:r>
                           </w:p>
                         </w:txbxContent>
@@ -1330,7 +1330,7 @@
                           <w:color w:val="FF0000"/>
                           <w:sz w:val="24"/>
                         </w:rPr>
-                        <w:t>018</w:t>
+                        <w:t>019</w:t>
                       </w:r>
                     </w:p>
                   </w:txbxContent>
@@ -1417,12 +1417,14 @@
         </w:rPr>
         <w:t xml:space="preserve">Dear </w:t>
       </w:r>
-      <w:r>
-        <w:rPr>
-          <w:b/>
-        </w:rPr>
-        <w:t>Irene</w:t>
-      </w:r>
+      <w:proofErr w:type="spellStart"/>
+      <w:r>
+        <w:rPr>
+          <w:b/>
+        </w:rPr>
+        <w:t>Sheryne</w:t>
+      </w:r>
+      <w:proofErr w:type="spellEnd"/>
       <w:r>
         <w:rPr>
           <w:b/>
@@ -1536,7 +1538,17 @@
           <w:sz w:val="24"/>
           <w:szCs w:val="24"/>
         </w:rPr>
-        <w:t xml:space="preserve">et ICT Academy in pursuant of a certificate course on ICT Essentials II. </w:t>
+        <w:t>et ICT Academy in pursu</w:t>
+      </w:r>
+      <w:bookmarkStart w:id="0" w:name="_GoBack"/>
+      <w:bookmarkEnd w:id="0"/>
+      <w:r>
+        <w:rPr>
+          <w:rFonts w:ascii="Times New Roman" w:hAnsi="Times New Roman" w:cs="Times New Roman"/>
+          <w:sz w:val="24"/>
+          <w:szCs w:val="24"/>
+        </w:rPr>
+        <w:t xml:space="preserve">ant of a certificate course on ICT Essentials II. </w:t>
       </w:r>
     </w:p>
     <w:p>
@@ -1557,17 +1569,7 @@
           <w:sz w:val="24"/>
           <w:szCs w:val="24"/>
         </w:rPr>
-        <w:t>This offer is subject to satisfactory</w:t>
-      </w:r>
-      <w:bookmarkStart w:id="0" w:name="_GoBack"/>
-      <w:bookmarkEnd w:id="0"/>
-      <w:r>
-        <w:rPr>
-          <w:rFonts w:ascii="Times New Roman" w:hAnsi="Times New Roman" w:cs="Times New Roman"/>
-          <w:sz w:val="24"/>
-          <w:szCs w:val="24"/>
-        </w:rPr>
-        <w:t xml:space="preserve"> verification of your qualifications by the </w:t>
+        <w:t xml:space="preserve">This offer is subject to satisfactory verification of your qualifications by the </w:t>
       </w:r>
       <w:r>
         <w:rPr>
@@ -2178,7 +2180,7 @@
           <w:sz w:val="24"/>
           <w:szCs w:val="20"/>
         </w:rPr>
-        <w:t>OLIVIA ALANG’O</w:t>
+        <w:t>CHARITY ANYANGO</w:t>
       </w:r>
     </w:p>
     <w:p>
@@ -2194,6 +2196,14 @@
           <w:szCs w:val="20"/>
         </w:rPr>
       </w:pPr>
+      <w:r>
+        <w:rPr>
+          <w:b/>
+          <w:sz w:val="24"/>
+          <w:szCs w:val="20"/>
+        </w:rPr>
+        <w:t xml:space="preserve">FOR </w:t>
+      </w:r>
       <w:r>
         <w:rPr>
           <w:b/>
@@ -2473,6 +2483,64 @@
         </w:rPr>
         <w:lastRenderedPageBreak/>
         <w:t xml:space="preserve">RULES AND CODES OF CONDUCT GOVERNING STUDENTS AND LEARNING </w:t>
+      </w:r>
+    </w:p>
+    <w:p>
+      <w:pPr>
+        <w:spacing w:after="0" w:line="240" w:lineRule="auto"/>
+        <w:jc w:val="center"/>
+        <w:outlineLvl w:val="2"/>
+        <w:rPr>
+          <w:rFonts w:ascii="Times New Roman" w:eastAsia="Times New Roman" w:hAnsi="Times New Roman" w:cs="Times New Roman"/>
+          <w:b/>
+          <w:bCs/>
+          <w:color w:val="FF0000"/>
+          <w:sz w:val="28"/>
+          <w:szCs w:val="27"/>
+          <w:lang w:val="en-GB" w:eastAsia="en-GB"/>
+        </w:rPr>
+      </w:pPr>
+      <w:r>
+        <w:rPr>
+          <w:rFonts w:ascii="Times New Roman" w:eastAsia="Times New Roman" w:hAnsi="Times New Roman" w:cs="Times New Roman"/>
+          <w:b/>
+          <w:bCs/>
+          <w:color w:val="FF0000"/>
+          <w:sz w:val="28"/>
+          <w:szCs w:val="27"/>
+          <w:lang w:val="en-GB" w:eastAsia="en-GB"/>
+        </w:rPr>
+        <w:t>NEVER FORGET THE 20, 20, 20 RULE!!!</w:t>
+      </w:r>
+    </w:p>
+    <w:p>
+      <w:pPr>
+        <w:spacing w:after="0" w:line="240" w:lineRule="auto"/>
+        <w:jc w:val="center"/>
+        <w:outlineLvl w:val="2"/>
+        <w:rPr>
+          <w:rFonts w:ascii="Times New Roman" w:eastAsia="Times New Roman" w:hAnsi="Times New Roman" w:cs="Times New Roman"/>
+          <w:b/>
+          <w:bCs/>
+          <w:i/>
+          <w:color w:val="3810CA"/>
+          <w:sz w:val="24"/>
+          <w:szCs w:val="27"/>
+          <w:lang w:val="en-GB" w:eastAsia="en-GB"/>
+        </w:rPr>
+      </w:pPr>
+      <w:r>
+        <w:rPr>
+          <w:rFonts w:ascii="Times New Roman" w:eastAsia="Times New Roman" w:hAnsi="Times New Roman" w:cs="Times New Roman"/>
+          <w:b/>
+          <w:bCs/>
+          <w:i/>
+          <w:color w:val="3810CA"/>
+          <w:sz w:val="24"/>
+          <w:szCs w:val="27"/>
+          <w:lang w:val="en-GB" w:eastAsia="en-GB"/>
+        </w:rPr>
+        <w:t xml:space="preserve">After every 20 minutes, look 20 feet away for 20 seconds </w:t>
       </w:r>
     </w:p>
     <w:p>

--- a/ADMISSION_LETTER.docx
+++ b/ADMISSION_LETTER.docx
@@ -1061,9 +1061,8 @@
       <w:r>
         <w:rPr>
           <w:b/>
-          <w:u w:val="single"/>
-        </w:rPr>
-        <w:t>6</w:t>
+        </w:rPr>
+        <w:t>12</w:t>
       </w:r>
       <w:r>
         <w:rPr>
@@ -1113,7 +1112,7 @@
         <w:rPr>
           <w:b/>
         </w:rPr>
-        <w:t>OTIENO SHERYNE</w:t>
+        <w:t>OWINO GRACE</w:t>
       </w:r>
       <w:r>
         <w:rPr>
@@ -1264,7 +1263,7 @@
                                 <w:color w:val="FF0000"/>
                                 <w:sz w:val="24"/>
                               </w:rPr>
-                              <w:t>019</w:t>
+                              <w:t>023</w:t>
                             </w:r>
                           </w:p>
                         </w:txbxContent>
@@ -1330,7 +1329,7 @@
                           <w:color w:val="FF0000"/>
                           <w:sz w:val="24"/>
                         </w:rPr>
-                        <w:t>019</w:t>
+                        <w:t>023</w:t>
                       </w:r>
                     </w:p>
                   </w:txbxContent>
@@ -1415,21 +1414,7 @@
         <w:rPr>
           <w:b/>
         </w:rPr>
-        <w:t xml:space="preserve">Dear </w:t>
-      </w:r>
-      <w:proofErr w:type="spellStart"/>
-      <w:r>
-        <w:rPr>
-          <w:b/>
-        </w:rPr>
-        <w:t>Sheryne</w:t>
-      </w:r>
-      <w:proofErr w:type="spellEnd"/>
-      <w:r>
-        <w:rPr>
-          <w:b/>
-        </w:rPr>
-        <w:t>,</w:t>
+        <w:t>Dear Grace,</w:t>
       </w:r>
     </w:p>
     <w:p>
@@ -1538,17 +1523,7 @@
           <w:sz w:val="24"/>
           <w:szCs w:val="24"/>
         </w:rPr>
-        <w:t>et ICT Academy in pursu</w:t>
-      </w:r>
-      <w:bookmarkStart w:id="0" w:name="_GoBack"/>
-      <w:bookmarkEnd w:id="0"/>
-      <w:r>
-        <w:rPr>
-          <w:rFonts w:ascii="Times New Roman" w:hAnsi="Times New Roman" w:cs="Times New Roman"/>
-          <w:sz w:val="24"/>
-          <w:szCs w:val="24"/>
-        </w:rPr>
-        <w:t xml:space="preserve">ant of a certificate course on ICT Essentials II. </w:t>
+        <w:t xml:space="preserve">et ICT Academy in pursuant of a certificate course on ICT Essentials II. </w:t>
       </w:r>
     </w:p>
     <w:p>
@@ -2074,6 +2049,8 @@
         </w:rPr>
         <w:t>.</w:t>
       </w:r>
+      <w:bookmarkStart w:id="0" w:name="_GoBack"/>
+      <w:bookmarkEnd w:id="0"/>
     </w:p>
     <w:p>
       <w:pPr>
@@ -2180,7 +2157,7 @@
           <w:sz w:val="24"/>
           <w:szCs w:val="20"/>
         </w:rPr>
-        <w:t>CHARITY ANYANGO</w:t>
+        <w:t>BOAZ OCHIENG</w:t>
       </w:r>
     </w:p>
     <w:p>

--- a/ADMISSION_LETTER.docx
+++ b/ADMISSION_LETTER.docx
@@ -1062,7 +1062,7 @@
         <w:rPr>
           <w:b/>
         </w:rPr>
-        <w:t>12</w:t>
+        <w:t>13</w:t>
       </w:r>
       <w:r>
         <w:rPr>
@@ -1112,7 +1112,7 @@
         <w:rPr>
           <w:b/>
         </w:rPr>
-        <w:t>OWINO GRACE</w:t>
+        <w:t>ODHIAMBO FAITH ATIENO</w:t>
       </w:r>
       <w:r>
         <w:rPr>
@@ -1263,7 +1263,7 @@
                                 <w:color w:val="FF0000"/>
                                 <w:sz w:val="24"/>
                               </w:rPr>
-                              <w:t>023</w:t>
+                              <w:t>024</w:t>
                             </w:r>
                           </w:p>
                         </w:txbxContent>
@@ -1329,7 +1329,7 @@
                           <w:color w:val="FF0000"/>
                           <w:sz w:val="24"/>
                         </w:rPr>
-                        <w:t>023</w:t>
+                        <w:t>024</w:t>
                       </w:r>
                     </w:p>
                   </w:txbxContent>
@@ -1414,7 +1414,13 @@
         <w:rPr>
           <w:b/>
         </w:rPr>
-        <w:t>Dear Grace,</w:t>
+        <w:t>Dear Faith</w:t>
+      </w:r>
+      <w:r>
+        <w:rPr>
+          <w:b/>
+        </w:rPr>
+        <w:t>,</w:t>
       </w:r>
     </w:p>
     <w:p>
@@ -2049,8 +2055,6 @@
         </w:rPr>
         <w:t>.</w:t>
       </w:r>
-      <w:bookmarkStart w:id="0" w:name="_GoBack"/>
-      <w:bookmarkEnd w:id="0"/>
     </w:p>
     <w:p>
       <w:pPr>
@@ -2131,6 +2135,8 @@
           <w:szCs w:val="24"/>
         </w:rPr>
       </w:pPr>
+      <w:bookmarkStart w:id="0" w:name="_GoBack"/>
+      <w:bookmarkEnd w:id="0"/>
     </w:p>
     <w:p>
       <w:pPr>
@@ -2175,55 +2181,19 @@
       </w:pPr>
       <w:r>
         <w:rPr>
-          <w:b/>
-          <w:sz w:val="24"/>
-          <w:szCs w:val="20"/>
-        </w:rPr>
-        <w:t xml:space="preserve">FOR </w:t>
-      </w:r>
-      <w:r>
-        <w:rPr>
-          <w:b/>
-          <w:sz w:val="24"/>
-          <w:szCs w:val="20"/>
-        </w:rPr>
-        <w:t>ACADEMY MANAGE/C.</w:t>
-      </w:r>
-      <w:proofErr w:type="gramStart"/>
-      <w:r>
-        <w:rPr>
-          <w:b/>
-          <w:sz w:val="24"/>
-          <w:szCs w:val="20"/>
-        </w:rPr>
-        <w:t>E.O</w:t>
-      </w:r>
-      <w:proofErr w:type="gramEnd"/>
-    </w:p>
-    <w:p>
-      <w:pPr>
-        <w:spacing w:after="200" w:line="276" w:lineRule="auto"/>
-        <w:rPr>
-          <w:b/>
-          <w:sz w:val="24"/>
-          <w:szCs w:val="20"/>
-        </w:rPr>
-      </w:pPr>
-      <w:r>
-        <w:rPr>
           <w:rFonts w:ascii="Times New Roman" w:hAnsi="Times New Roman" w:cs="Times New Roman"/>
           <w:noProof/>
           <w:sz w:val="24"/>
           <w:szCs w:val="24"/>
         </w:rPr>
         <w:drawing>
-          <wp:anchor distT="36576" distB="36576" distL="36576" distR="36576" simplePos="0" relativeHeight="251675648" behindDoc="0" locked="0" layoutInCell="1" allowOverlap="1" wp14:anchorId="23228801" wp14:editId="7EC845CF">
+          <wp:anchor distT="36576" distB="36576" distL="36576" distR="36576" simplePos="0" relativeHeight="251675648" behindDoc="0" locked="0" layoutInCell="1" allowOverlap="1" wp14:anchorId="0D421B36" wp14:editId="3C1AA615">
             <wp:simplePos x="0" y="0"/>
             <wp:positionH relativeFrom="column">
               <wp:posOffset>-1107440</wp:posOffset>
             </wp:positionH>
             <wp:positionV relativeFrom="paragraph">
-              <wp:posOffset>344805</wp:posOffset>
+              <wp:posOffset>481965</wp:posOffset>
             </wp:positionV>
             <wp:extent cx="7762875" cy="1179830"/>
             <wp:effectExtent l="0" t="0" r="9525" b="1270"/>
@@ -2283,6 +2253,58 @@
           </wp:anchor>
         </w:drawing>
       </w:r>
+      <w:r>
+        <w:rPr>
+          <w:b/>
+          <w:sz w:val="24"/>
+          <w:szCs w:val="20"/>
+        </w:rPr>
+        <w:t xml:space="preserve">FOR </w:t>
+      </w:r>
+      <w:r>
+        <w:rPr>
+          <w:b/>
+          <w:sz w:val="24"/>
+          <w:szCs w:val="20"/>
+        </w:rPr>
+        <w:t>ACADEMY MANAGE</w:t>
+      </w:r>
+      <w:r>
+        <w:rPr>
+          <w:b/>
+          <w:sz w:val="24"/>
+          <w:szCs w:val="20"/>
+        </w:rPr>
+        <w:t>R</w:t>
+      </w:r>
+      <w:r>
+        <w:rPr>
+          <w:b/>
+          <w:sz w:val="24"/>
+          <w:szCs w:val="20"/>
+        </w:rPr>
+        <w:t>/C.</w:t>
+      </w:r>
+      <w:proofErr w:type="gramStart"/>
+      <w:r>
+        <w:rPr>
+          <w:b/>
+          <w:sz w:val="24"/>
+          <w:szCs w:val="20"/>
+        </w:rPr>
+        <w:t>E.O</w:t>
+      </w:r>
+      <w:proofErr w:type="gramEnd"/>
+    </w:p>
+    <w:p>
+      <w:pPr>
+        <w:spacing w:after="200" w:line="276" w:lineRule="auto"/>
+        <w:rPr>
+          <w:b/>
+          <w:sz w:val="24"/>
+          <w:szCs w:val="20"/>
+        </w:rPr>
+      </w:pPr>
       <w:r>
         <w:rPr>
           <w:rFonts w:ascii="Times New Roman" w:hAnsi="Times New Roman" w:cs="Times New Roman"/>

--- a/ADMISSION_LETTER.docx
+++ b/ADMISSION_LETTER.docx
@@ -1112,7 +1112,7 @@
         <w:rPr>
           <w:b/>
         </w:rPr>
-        <w:t>ODHIAMBO FAITH ATIENO</w:t>
+        <w:t>OYUGI CLINTON OTIENO</w:t>
       </w:r>
       <w:r>
         <w:rPr>
@@ -1166,6 +1166,8 @@
         </w:rPr>
         <w:t xml:space="preserve"> 40606</w:t>
       </w:r>
+      <w:bookmarkStart w:id="0" w:name="_GoBack"/>
+      <w:bookmarkEnd w:id="0"/>
     </w:p>
     <w:p>
       <w:pPr>
@@ -1263,7 +1265,7 @@
                                 <w:color w:val="FF0000"/>
                                 <w:sz w:val="24"/>
                               </w:rPr>
-                              <w:t>024</w:t>
+                              <w:t>026</w:t>
                             </w:r>
                           </w:p>
                         </w:txbxContent>
@@ -1329,7 +1331,7 @@
                           <w:color w:val="FF0000"/>
                           <w:sz w:val="24"/>
                         </w:rPr>
-                        <w:t>024</w:t>
+                        <w:t>026</w:t>
                       </w:r>
                     </w:p>
                   </w:txbxContent>
@@ -1414,7 +1416,13 @@
         <w:rPr>
           <w:b/>
         </w:rPr>
-        <w:t>Dear Faith</w:t>
+        <w:t xml:space="preserve">Dear </w:t>
+      </w:r>
+      <w:r>
+        <w:rPr>
+          <w:b/>
+        </w:rPr>
+        <w:t>Clinton</w:t>
       </w:r>
       <w:r>
         <w:rPr>
@@ -2135,8 +2143,6 @@
           <w:szCs w:val="24"/>
         </w:rPr>
       </w:pPr>
-      <w:bookmarkStart w:id="0" w:name="_GoBack"/>
-      <w:bookmarkEnd w:id="0"/>
     </w:p>
     <w:p>
       <w:pPr>
@@ -2163,7 +2169,7 @@
           <w:sz w:val="24"/>
           <w:szCs w:val="20"/>
         </w:rPr>
-        <w:t>BOAZ OCHIENG</w:t>
+        <w:t>OLIVIA ALANG’O</w:t>
       </w:r>
     </w:p>
     <w:p>
@@ -2252,14 +2258,6 @@
             </wp14:sizeRelV>
           </wp:anchor>
         </w:drawing>
-      </w:r>
-      <w:r>
-        <w:rPr>
-          <w:b/>
-          <w:sz w:val="24"/>
-          <w:szCs w:val="20"/>
-        </w:rPr>
-        <w:t xml:space="preserve">FOR </w:t>
       </w:r>
       <w:r>
         <w:rPr>

--- a/ADMISSION_LETTER.docx
+++ b/ADMISSION_LETTER.docx
@@ -20,7 +20,77 @@
           <w:szCs w:val="24"/>
         </w:rPr>
         <w:drawing>
-          <wp:anchor distT="36576" distB="36576" distL="36576" distR="36576" simplePos="0" relativeHeight="251659776" behindDoc="0" locked="0" layoutInCell="1" allowOverlap="1" wp14:anchorId="58A46227" wp14:editId="3556548D">
+          <wp:anchor distT="0" distB="0" distL="114300" distR="114300" simplePos="0" relativeHeight="251676672" behindDoc="1" locked="0" layoutInCell="1" allowOverlap="1" wp14:anchorId="2E165EBC" wp14:editId="2B3D22C5">
+            <wp:simplePos x="0" y="0"/>
+            <wp:positionH relativeFrom="column">
+              <wp:posOffset>1724026</wp:posOffset>
+            </wp:positionH>
+            <wp:positionV relativeFrom="paragraph">
+              <wp:posOffset>0</wp:posOffset>
+            </wp:positionV>
+            <wp:extent cx="1981200" cy="800983"/>
+            <wp:effectExtent l="0" t="0" r="0" b="0"/>
+            <wp:wrapNone/>
+            <wp:docPr id="10" name="Picture 10"/>
+            <wp:cNvGraphicFramePr>
+              <a:graphicFrameLocks xmlns:a="http://schemas.openxmlformats.org/drawingml/2006/main" noChangeAspect="1"/>
+            </wp:cNvGraphicFramePr>
+            <a:graphic xmlns:a="http://schemas.openxmlformats.org/drawingml/2006/main">
+              <a:graphicData uri="http://schemas.openxmlformats.org/drawingml/2006/picture">
+                <pic:pic xmlns:pic="http://schemas.openxmlformats.org/drawingml/2006/picture">
+                  <pic:nvPicPr>
+                    <pic:cNvPr id="10" name="RURALNET.png"/>
+                    <pic:cNvPicPr/>
+                  </pic:nvPicPr>
+                  <pic:blipFill rotWithShape="1">
+                    <a:blip r:embed="rId5" cstate="print">
+                      <a:extLst>
+                        <a:ext uri="{28A0092B-C50C-407E-A947-70E740481C1C}">
+                          <a14:useLocalDpi xmlns:a14="http://schemas.microsoft.com/office/drawing/2010/main" val="0"/>
+                        </a:ext>
+                      </a:extLst>
+                    </a:blip>
+                    <a:srcRect b="37724"/>
+                    <a:stretch/>
+                  </pic:blipFill>
+                  <pic:spPr bwMode="auto">
+                    <a:xfrm>
+                      <a:off x="0" y="0"/>
+                      <a:ext cx="1989484" cy="804332"/>
+                    </a:xfrm>
+                    <a:prstGeom prst="rect">
+                      <a:avLst/>
+                    </a:prstGeom>
+                    <a:ln>
+                      <a:noFill/>
+                    </a:ln>
+                    <a:extLst>
+                      <a:ext uri="{53640926-AAD7-44D8-BBD7-CCE9431645EC}">
+                        <a14:shadowObscured xmlns:a14="http://schemas.microsoft.com/office/drawing/2010/main"/>
+                      </a:ext>
+                    </a:extLst>
+                  </pic:spPr>
+                </pic:pic>
+              </a:graphicData>
+            </a:graphic>
+            <wp14:sizeRelH relativeFrom="page">
+              <wp14:pctWidth>0</wp14:pctWidth>
+            </wp14:sizeRelH>
+            <wp14:sizeRelV relativeFrom="page">
+              <wp14:pctHeight>0</wp14:pctHeight>
+            </wp14:sizeRelV>
+          </wp:anchor>
+        </w:drawing>
+      </w:r>
+      <w:r>
+        <w:rPr>
+          <w:rFonts w:ascii="Times New Roman" w:hAnsi="Times New Roman" w:cs="Times New Roman"/>
+          <w:noProof/>
+          <w:sz w:val="24"/>
+          <w:szCs w:val="24"/>
+        </w:rPr>
+        <w:drawing>
+          <wp:anchor distT="36576" distB="36576" distL="36576" distR="36576" simplePos="0" relativeHeight="251659776" behindDoc="0" locked="0" layoutInCell="1" allowOverlap="1" wp14:anchorId="0351DD1A" wp14:editId="769BF21A">
             <wp:simplePos x="0" y="0"/>
             <wp:positionH relativeFrom="column">
               <wp:posOffset>4704715</wp:posOffset>
@@ -45,7 +115,7 @@
                     </pic:cNvPicPr>
                   </pic:nvPicPr>
                   <pic:blipFill rotWithShape="1">
-                    <a:blip r:embed="rId5">
+                    <a:blip r:embed="rId6">
                       <a:extLst>
                         <a:ext uri="{28A0092B-C50C-407E-A947-70E740481C1C}">
                           <a14:useLocalDpi xmlns:a14="http://schemas.microsoft.com/office/drawing/2010/main" val="0"/>
@@ -94,80 +164,6 @@
           <w:szCs w:val="24"/>
         </w:rPr>
         <w:drawing>
-          <wp:anchor distT="36576" distB="36576" distL="36576" distR="36576" simplePos="0" relativeHeight="251656704" behindDoc="0" locked="0" layoutInCell="1" allowOverlap="1" wp14:anchorId="196E5B76" wp14:editId="39B77D1B">
-            <wp:simplePos x="0" y="0"/>
-            <wp:positionH relativeFrom="column">
-              <wp:posOffset>1651473</wp:posOffset>
-            </wp:positionH>
-            <wp:positionV relativeFrom="paragraph">
-              <wp:posOffset>-23495</wp:posOffset>
-            </wp:positionV>
-            <wp:extent cx="2923953" cy="1314627"/>
-            <wp:effectExtent l="0" t="0" r="0" b="0"/>
-            <wp:wrapNone/>
-            <wp:docPr id="6" name="Picture 6" descr="ruralnet billboard advert"/>
-            <wp:cNvGraphicFramePr>
-              <a:graphicFrameLocks xmlns:a="http://schemas.openxmlformats.org/drawingml/2006/main" noChangeAspect="1"/>
-            </wp:cNvGraphicFramePr>
-            <a:graphic xmlns:a="http://schemas.openxmlformats.org/drawingml/2006/main">
-              <a:graphicData uri="http://schemas.openxmlformats.org/drawingml/2006/picture">
-                <pic:pic xmlns:pic="http://schemas.openxmlformats.org/drawingml/2006/picture">
-                  <pic:nvPicPr>
-                    <pic:cNvPr id="0" name="Picture 2" descr="ruralnet billboard advert"/>
-                    <pic:cNvPicPr>
-                      <a:picLocks noChangeAspect="1" noChangeArrowheads="1"/>
-                    </pic:cNvPicPr>
-                  </pic:nvPicPr>
-                  <pic:blipFill rotWithShape="1">
-                    <a:blip r:embed="rId6">
-                      <a:extLst>
-                        <a:ext uri="{28A0092B-C50C-407E-A947-70E740481C1C}">
-                          <a14:useLocalDpi xmlns:a14="http://schemas.microsoft.com/office/drawing/2010/main" val="0"/>
-                        </a:ext>
-                      </a:extLst>
-                    </a:blip>
-                    <a:srcRect l="4516" r="6774" b="50860"/>
-                    <a:stretch/>
-                  </pic:blipFill>
-                  <pic:spPr bwMode="auto">
-                    <a:xfrm>
-                      <a:off x="0" y="0"/>
-                      <a:ext cx="2923953" cy="1314627"/>
-                    </a:xfrm>
-                    <a:prstGeom prst="rect">
-                      <a:avLst/>
-                    </a:prstGeom>
-                    <a:noFill/>
-                    <a:ln>
-                      <a:noFill/>
-                    </a:ln>
-                    <a:effectLst/>
-                    <a:extLst>
-                      <a:ext uri="{53640926-AAD7-44D8-BBD7-CCE9431645EC}">
-                        <a14:shadowObscured xmlns:a14="http://schemas.microsoft.com/office/drawing/2010/main"/>
-                      </a:ext>
-                    </a:extLst>
-                  </pic:spPr>
-                </pic:pic>
-              </a:graphicData>
-            </a:graphic>
-            <wp14:sizeRelH relativeFrom="page">
-              <wp14:pctWidth>0</wp14:pctWidth>
-            </wp14:sizeRelH>
-            <wp14:sizeRelV relativeFrom="page">
-              <wp14:pctHeight>0</wp14:pctHeight>
-            </wp14:sizeRelV>
-          </wp:anchor>
-        </w:drawing>
-      </w:r>
-      <w:r>
-        <w:rPr>
-          <w:rFonts w:ascii="Times New Roman" w:hAnsi="Times New Roman" w:cs="Times New Roman"/>
-          <w:noProof/>
-          <w:sz w:val="24"/>
-          <w:szCs w:val="24"/>
-        </w:rPr>
-        <w:drawing>
           <wp:anchor distT="36576" distB="36576" distL="36576" distR="36576" simplePos="0" relativeHeight="251662848" behindDoc="0" locked="0" layoutInCell="1" allowOverlap="1" wp14:anchorId="4F475A56" wp14:editId="7F6173CC">
             <wp:simplePos x="0" y="0"/>
             <wp:positionH relativeFrom="column">
@@ -193,7 +189,7 @@
                     </pic:cNvPicPr>
                   </pic:nvPicPr>
                   <pic:blipFill rotWithShape="1">
-                    <a:blip r:embed="rId5">
+                    <a:blip r:embed="rId6">
                       <a:extLst>
                         <a:ext uri="{28A0092B-C50C-407E-A947-70E740481C1C}">
                           <a14:useLocalDpi xmlns:a14="http://schemas.microsoft.com/office/drawing/2010/main" val="0"/>
@@ -656,6 +652,17 @@
           <w:szCs w:val="32"/>
         </w:rPr>
       </w:pPr>
+    </w:p>
+    <w:p>
+      <w:pPr>
+        <w:spacing w:after="0"/>
+        <w:jc w:val="center"/>
+        <w:rPr>
+          <w:b/>
+          <w:sz w:val="32"/>
+          <w:szCs w:val="32"/>
+        </w:rPr>
+      </w:pPr>
       <w:r>
         <w:rPr>
           <w:b/>
@@ -1047,62 +1054,6 @@
     </w:p>
     <w:p>
       <w:pPr>
-        <w:jc w:val="right"/>
-        <w:rPr>
-          <w:b/>
-        </w:rPr>
-      </w:pPr>
-      <w:r>
-        <w:rPr>
-          <w:b/>
-        </w:rPr>
-        <w:t xml:space="preserve">DATE: </w:t>
-      </w:r>
-      <w:r>
-        <w:rPr>
-          <w:b/>
-        </w:rPr>
-        <w:t>13</w:t>
-      </w:r>
-      <w:r>
-        <w:rPr>
-          <w:b/>
-          <w:u w:val="single"/>
-          <w:vertAlign w:val="superscript"/>
-        </w:rPr>
-        <w:t>TH</w:t>
-      </w:r>
-      <w:r>
-        <w:rPr>
-          <w:b/>
-          <w:u w:val="single"/>
-        </w:rPr>
-        <w:t xml:space="preserve"> </w:t>
-      </w:r>
-      <w:r>
-        <w:rPr>
-          <w:b/>
-          <w:u w:val="single"/>
-        </w:rPr>
-        <w:t>JANUARY</w:t>
-      </w:r>
-      <w:r>
-        <w:rPr>
-          <w:b/>
-          <w:u w:val="single"/>
-        </w:rPr>
-        <w:t xml:space="preserve"> </w:t>
-      </w:r>
-      <w:r>
-        <w:rPr>
-          <w:b/>
-          <w:u w:val="single"/>
-        </w:rPr>
-        <w:t>2026</w:t>
-      </w:r>
-    </w:p>
-    <w:p>
-      <w:pPr>
         <w:spacing w:after="0"/>
         <w:rPr>
           <w:b/>
@@ -1112,7 +1063,7 @@
         <w:rPr>
           <w:b/>
         </w:rPr>
-        <w:t>OYUGI CLINTON OTIENO</w:t>
+        <w:t>MARY ALL AKINYI OCHIENG</w:t>
       </w:r>
       <w:r>
         <w:rPr>
@@ -1138,36 +1089,14 @@
         <w:rPr>
           <w:b/>
         </w:rPr>
-        <w:t xml:space="preserve"> </w:t>
-      </w:r>
-      <w:proofErr w:type="gramStart"/>
-      <w:r>
-        <w:rPr>
-          <w:b/>
-        </w:rPr>
-        <w:t>40606</w:t>
-      </w:r>
-      <w:r>
-        <w:rPr>
-          <w:b/>
-        </w:rPr>
-        <w:t xml:space="preserve"> </w:t>
-      </w:r>
-      <w:r>
-        <w:rPr>
-          <w:b/>
-        </w:rPr>
-        <w:t xml:space="preserve"> -</w:t>
-      </w:r>
-      <w:proofErr w:type="gramEnd"/>
-      <w:r>
-        <w:rPr>
-          <w:b/>
-        </w:rPr>
         <w:t xml:space="preserve"> 40606</w:t>
       </w:r>
-      <w:bookmarkStart w:id="0" w:name="_GoBack"/>
-      <w:bookmarkEnd w:id="0"/>
+      <w:r>
+        <w:rPr>
+          <w:b/>
+        </w:rPr>
+        <w:t>,</w:t>
+      </w:r>
     </w:p>
     <w:p>
       <w:pPr>
@@ -1265,7 +1194,7 @@
                                 <w:color w:val="FF0000"/>
                                 <w:sz w:val="24"/>
                               </w:rPr>
-                              <w:t>026</w:t>
+                              <w:t>03</w:t>
                             </w:r>
                           </w:p>
                         </w:txbxContent>
@@ -1331,7 +1260,7 @@
                           <w:color w:val="FF0000"/>
                           <w:sz w:val="24"/>
                         </w:rPr>
-                        <w:t>026</w:t>
+                        <w:t>03</w:t>
                       </w:r>
                     </w:p>
                   </w:txbxContent>
@@ -1422,7 +1351,7 @@
         <w:rPr>
           <w:b/>
         </w:rPr>
-        <w:t>Clinton</w:t>
+        <w:t>Mary</w:t>
       </w:r>
       <w:r>
         <w:rPr>
@@ -1430,6 +1359,8 @@
         </w:rPr>
         <w:t>,</w:t>
       </w:r>
+      <w:bookmarkStart w:id="0" w:name="_GoBack"/>
+      <w:bookmarkEnd w:id="0"/>
     </w:p>
     <w:p>
       <w:pPr>
@@ -1896,14 +1827,6 @@
           <w:sz w:val="24"/>
           <w:szCs w:val="24"/>
         </w:rPr>
-        <w:t>p</w:t>
-      </w:r>
-      <w:r>
-        <w:rPr>
-          <w:rFonts w:ascii="Times New Roman" w:hAnsi="Times New Roman" w:cs="Times New Roman"/>
-          <w:sz w:val="24"/>
-          <w:szCs w:val="24"/>
-        </w:rPr>
         <w:t>aybill</w:t>
       </w:r>
       <w:proofErr w:type="spellEnd"/>
@@ -2005,6 +1928,9 @@
     </w:p>
     <w:p>
       <w:pPr>
+        <w:tabs>
+          <w:tab w:val="left" w:pos="2340"/>
+        </w:tabs>
         <w:autoSpaceDE w:val="0"/>
         <w:autoSpaceDN w:val="0"/>
         <w:adjustRightInd w:val="0"/>
@@ -2139,8 +2065,8 @@
         <w:rPr>
           <w:rFonts w:ascii="Times New Roman" w:hAnsi="Times New Roman" w:cs="Times New Roman"/>
           <w:color w:val="323434"/>
-          <w:sz w:val="52"/>
-          <w:szCs w:val="24"/>
+          <w:sz w:val="28"/>
+          <w:szCs w:val="28"/>
         </w:rPr>
       </w:pPr>
     </w:p>
@@ -2169,7 +2095,15 @@
           <w:sz w:val="24"/>
           <w:szCs w:val="20"/>
         </w:rPr>
-        <w:t>OLIVIA ALANG’O</w:t>
+        <w:t>OLIVIA ALANG’</w:t>
+      </w:r>
+      <w:r>
+        <w:rPr>
+          <w:b/>
+          <w:sz w:val="24"/>
+          <w:szCs w:val="20"/>
+        </w:rPr>
+        <w:t>O</w:t>
       </w:r>
     </w:p>
     <w:p>
@@ -2180,6 +2114,21 @@
         </w:pBdr>
         <w:ind w:left="0"/>
         <w:rPr>
+          <w:rFonts w:ascii="Times New Roman" w:hAnsi="Times New Roman" w:cs="Times New Roman"/>
+          <w:noProof/>
+          <w:sz w:val="24"/>
+          <w:szCs w:val="24"/>
+        </w:rPr>
+      </w:pPr>
+    </w:p>
+    <w:p>
+      <w:pPr>
+        <w:pStyle w:val="ListParagraph"/>
+        <w:pBdr>
+          <w:bottom w:val="double" w:sz="6" w:space="1" w:color="auto"/>
+        </w:pBdr>
+        <w:ind w:left="0"/>
+        <w:rPr>
           <w:b/>
           <w:sz w:val="24"/>
           <w:szCs w:val="20"/>
@@ -2193,13 +2142,13 @@
           <w:szCs w:val="24"/>
         </w:rPr>
         <w:drawing>
-          <wp:anchor distT="36576" distB="36576" distL="36576" distR="36576" simplePos="0" relativeHeight="251675648" behindDoc="0" locked="0" layoutInCell="1" allowOverlap="1" wp14:anchorId="0D421B36" wp14:editId="3C1AA615">
+          <wp:anchor distT="36576" distB="36576" distL="36576" distR="36576" simplePos="0" relativeHeight="251675648" behindDoc="0" locked="0" layoutInCell="1" allowOverlap="1" wp14:anchorId="7F35A749" wp14:editId="485F9401">
             <wp:simplePos x="0" y="0"/>
             <wp:positionH relativeFrom="column">
               <wp:posOffset>-1107440</wp:posOffset>
             </wp:positionH>
             <wp:positionV relativeFrom="paragraph">
-              <wp:posOffset>481965</wp:posOffset>
+              <wp:posOffset>205740</wp:posOffset>
             </wp:positionV>
             <wp:extent cx="7762875" cy="1179830"/>
             <wp:effectExtent l="0" t="0" r="9525" b="1270"/>
@@ -3555,53 +3504,19 @@
       </w:pPr>
       <w:r>
         <w:rPr>
-          <w:b/>
-          <w:sz w:val="24"/>
-          <w:szCs w:val="20"/>
-        </w:rPr>
-        <w:t>ACADEMY MANAGE/C.E.O</w:t>
-      </w:r>
-    </w:p>
-    <w:p>
-      <w:pPr>
-        <w:pStyle w:val="ListParagraph"/>
-        <w:pBdr>
-          <w:bottom w:val="double" w:sz="6" w:space="1" w:color="auto"/>
-        </w:pBdr>
-        <w:rPr>
-          <w:b/>
-          <w:sz w:val="24"/>
-          <w:szCs w:val="20"/>
-        </w:rPr>
-      </w:pPr>
-    </w:p>
-    <w:p>
-      <w:pPr>
-        <w:pStyle w:val="ListParagraph"/>
-        <w:pBdr>
-          <w:bottom w:val="double" w:sz="6" w:space="1" w:color="auto"/>
-        </w:pBdr>
-        <w:rPr>
-          <w:b/>
-          <w:sz w:val="24"/>
-          <w:szCs w:val="20"/>
-        </w:rPr>
-      </w:pPr>
-      <w:r>
-        <w:rPr>
           <w:rFonts w:ascii="Times New Roman" w:hAnsi="Times New Roman" w:cs="Times New Roman"/>
           <w:noProof/>
           <w:sz w:val="24"/>
           <w:szCs w:val="24"/>
         </w:rPr>
         <w:drawing>
-          <wp:anchor distT="36576" distB="36576" distL="36576" distR="36576" simplePos="0" relativeHeight="251669504" behindDoc="0" locked="0" layoutInCell="1" allowOverlap="1" wp14:anchorId="554B8778" wp14:editId="4D98EC92">
+          <wp:anchor distT="36576" distB="36576" distL="36576" distR="36576" simplePos="0" relativeHeight="251669504" behindDoc="0" locked="0" layoutInCell="1" allowOverlap="1" wp14:anchorId="2157CDE7" wp14:editId="4082DE66">
             <wp:simplePos x="0" y="0"/>
             <wp:positionH relativeFrom="column">
               <wp:posOffset>-993775</wp:posOffset>
             </wp:positionH>
             <wp:positionV relativeFrom="paragraph">
-              <wp:posOffset>330835</wp:posOffset>
+              <wp:posOffset>332105</wp:posOffset>
             </wp:positionV>
             <wp:extent cx="7762875" cy="1179830"/>
             <wp:effectExtent l="0" t="0" r="9525" b="1270"/>
@@ -3661,6 +3576,50 @@
           </wp:anchor>
         </w:drawing>
       </w:r>
+      <w:r>
+        <w:rPr>
+          <w:b/>
+          <w:sz w:val="24"/>
+          <w:szCs w:val="20"/>
+        </w:rPr>
+        <w:t>ACADEMY MANAGE/C.</w:t>
+      </w:r>
+      <w:proofErr w:type="gramStart"/>
+      <w:r>
+        <w:rPr>
+          <w:b/>
+          <w:sz w:val="24"/>
+          <w:szCs w:val="20"/>
+        </w:rPr>
+        <w:t>E.O</w:t>
+      </w:r>
+      <w:proofErr w:type="gramEnd"/>
+    </w:p>
+    <w:p>
+      <w:pPr>
+        <w:pStyle w:val="ListParagraph"/>
+        <w:pBdr>
+          <w:bottom w:val="double" w:sz="6" w:space="1" w:color="auto"/>
+        </w:pBdr>
+        <w:rPr>
+          <w:b/>
+          <w:sz w:val="24"/>
+          <w:szCs w:val="20"/>
+        </w:rPr>
+      </w:pPr>
+    </w:p>
+    <w:p>
+      <w:pPr>
+        <w:pStyle w:val="ListParagraph"/>
+        <w:pBdr>
+          <w:bottom w:val="double" w:sz="6" w:space="1" w:color="auto"/>
+        </w:pBdr>
+        <w:rPr>
+          <w:b/>
+          <w:sz w:val="24"/>
+          <w:szCs w:val="20"/>
+        </w:rPr>
+      </w:pPr>
       <w:r>
         <w:rPr>
           <w:rFonts w:ascii="Times New Roman" w:hAnsi="Times New Roman" w:cs="Times New Roman"/>

--- a/ADMISSION_LETTER.docx
+++ b/ADMISSION_LETTER.docx
@@ -333,7 +333,7 @@
                                 <w:rPr>
                                   <w:rStyle w:val="Hyperlink"/>
                                 </w:rPr>
-                                <w:t>www.ruralnet.co.ke</w:t>
+                                <w:t>ruralnet.co.ke</w:t>
                               </w:r>
                             </w:hyperlink>
                             <w:r>
@@ -402,7 +402,7 @@
                           <w:rPr>
                             <w:rStyle w:val="Hyperlink"/>
                           </w:rPr>
-                          <w:t>www.ruralnet.co.ke</w:t>
+                          <w:t>ruralnet.co.ke</w:t>
                         </w:r>
                       </w:hyperlink>
                       <w:r>
@@ -482,11 +482,9 @@
                             <w:r>
                               <w:t>Second floor of</w:t>
                             </w:r>
-                          </w:p>
-                          <w:p>
-                            <w:pPr>
-                              <w:spacing w:after="0"/>
-                            </w:pPr>
+                            <w:r>
+                              <w:t xml:space="preserve"> </w:t>
+                            </w:r>
                             <w:proofErr w:type="spellStart"/>
                             <w:r>
                               <w:t>Oguya</w:t>
@@ -574,11 +572,9 @@
                       <w:r>
                         <w:t>Second floor of</w:t>
                       </w:r>
-                    </w:p>
-                    <w:p>
-                      <w:pPr>
-                        <w:spacing w:after="0"/>
-                      </w:pPr>
+                      <w:r>
+                        <w:t xml:space="preserve"> </w:t>
+                      </w:r>
                       <w:proofErr w:type="spellStart"/>
                       <w:r>
                         <w:t>Oguya</w:t>
@@ -704,253 +700,22 @@
         <w:rPr>
           <w:b/>
           <w:noProof/>
-          <w:sz w:val="32"/>
+          <w:sz w:val="24"/>
           <w:szCs w:val="32"/>
         </w:rPr>
         <mc:AlternateContent>
           <mc:Choice Requires="wps">
             <w:drawing>
-              <wp:anchor distT="0" distB="0" distL="114300" distR="114300" simplePos="0" relativeHeight="251660288" behindDoc="0" locked="0" layoutInCell="1" allowOverlap="1" wp14:anchorId="06F79632" wp14:editId="6349BD0A">
+              <wp:anchor distT="0" distB="0" distL="114300" distR="114300" simplePos="0" relativeHeight="251661312" behindDoc="0" locked="0" layoutInCell="1" allowOverlap="1" wp14:anchorId="53E40E17" wp14:editId="6EFD5ED2">
                 <wp:simplePos x="0" y="0"/>
                 <wp:positionH relativeFrom="column">
-                  <wp:posOffset>-904875</wp:posOffset>
+                  <wp:posOffset>-1036625</wp:posOffset>
                 </wp:positionH>
                 <wp:positionV relativeFrom="paragraph">
-                  <wp:posOffset>283845</wp:posOffset>
+                  <wp:posOffset>377190</wp:posOffset>
                 </wp:positionV>
-                <wp:extent cx="7610475" cy="0"/>
-                <wp:effectExtent l="0" t="38100" r="9525" b="38100"/>
-                <wp:wrapNone/>
-                <wp:docPr id="1" name="Straight Connector 1"/>
-                <wp:cNvGraphicFramePr/>
-                <a:graphic xmlns:a="http://schemas.openxmlformats.org/drawingml/2006/main">
-                  <a:graphicData uri="http://schemas.microsoft.com/office/word/2010/wordprocessingShape">
-                    <wps:wsp>
-                      <wps:cNvCnPr/>
-                      <wps:spPr>
-                        <a:xfrm>
-                          <a:off x="0" y="0"/>
-                          <a:ext cx="7610475" cy="0"/>
-                        </a:xfrm>
-                        <a:prstGeom prst="line">
-                          <a:avLst/>
-                        </a:prstGeom>
-                        <a:ln w="76200">
-                          <a:solidFill>
-                            <a:srgbClr val="00B050"/>
-                          </a:solidFill>
-                        </a:ln>
-                      </wps:spPr>
-                      <wps:style>
-                        <a:lnRef idx="1">
-                          <a:schemeClr val="dk1"/>
-                        </a:lnRef>
-                        <a:fillRef idx="0">
-                          <a:schemeClr val="dk1"/>
-                        </a:fillRef>
-                        <a:effectRef idx="0">
-                          <a:schemeClr val="dk1"/>
-                        </a:effectRef>
-                        <a:fontRef idx="minor">
-                          <a:schemeClr val="tx1"/>
-                        </a:fontRef>
-                      </wps:style>
-                      <wps:bodyPr/>
-                    </wps:wsp>
-                  </a:graphicData>
-                </a:graphic>
-                <wp14:sizeRelH relativeFrom="margin">
-                  <wp14:pctWidth>0</wp14:pctWidth>
-                </wp14:sizeRelH>
-                <wp14:sizeRelV relativeFrom="margin">
-                  <wp14:pctHeight>0</wp14:pctHeight>
-                </wp14:sizeRelV>
-              </wp:anchor>
-            </w:drawing>
-          </mc:Choice>
-          <mc:Fallback>
-            <w:pict>
-              <v:line w14:anchorId="36685641" id="Straight Connector 1" o:spid="_x0000_s1026" style="position:absolute;z-index:251660288;visibility:visible;mso-wrap-style:square;mso-width-percent:0;mso-height-percent:0;mso-wrap-distance-left:9pt;mso-wrap-distance-top:0;mso-wrap-distance-right:9pt;mso-wrap-distance-bottom:0;mso-position-horizontal:absolute;mso-position-horizontal-relative:text;mso-position-vertical:absolute;mso-position-vertical-relative:text;mso-width-percent:0;mso-height-percent:0;mso-width-relative:margin;mso-height-relative:margin" from="-71.25pt,22.35pt" to="528pt,22.35pt" o:gfxdata="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" strokecolor="#00b050" strokeweight="6pt"/>
-            </w:pict>
-          </mc:Fallback>
-        </mc:AlternateContent>
-      </w:r>
-      <w:r>
-        <w:rPr>
-          <w:b/>
-          <w:sz w:val="32"/>
-          <w:szCs w:val="32"/>
-        </w:rPr>
-        <w:t>UGUNJA</w:t>
-      </w:r>
-    </w:p>
-    <w:p>
-      <w:pPr>
-        <w:jc w:val="center"/>
-        <w:rPr>
-          <w:b/>
-          <w:sz w:val="24"/>
-          <w:szCs w:val="32"/>
-        </w:rPr>
-      </w:pPr>
-      <w:r>
-        <w:rPr>
-          <w:noProof/>
-          <w:sz w:val="18"/>
-        </w:rPr>
-        <mc:AlternateContent>
-          <mc:Choice Requires="wps">
-            <w:drawing>
-              <wp:anchor distT="0" distB="0" distL="114300" distR="114300" simplePos="0" relativeHeight="251665408" behindDoc="0" locked="0" layoutInCell="1" allowOverlap="1" wp14:anchorId="38F02FC3" wp14:editId="71651ABD">
-                <wp:simplePos x="0" y="0"/>
-                <wp:positionH relativeFrom="column">
-                  <wp:posOffset>2105025</wp:posOffset>
-                </wp:positionH>
-                <wp:positionV relativeFrom="paragraph">
-                  <wp:posOffset>160020</wp:posOffset>
-                </wp:positionV>
-                <wp:extent cx="1743075" cy="371475"/>
-                <wp:effectExtent l="0" t="0" r="9525" b="9525"/>
-                <wp:wrapNone/>
-                <wp:docPr id="7" name="Text Box 7"/>
-                <wp:cNvGraphicFramePr/>
-                <a:graphic xmlns:a="http://schemas.openxmlformats.org/drawingml/2006/main">
-                  <a:graphicData uri="http://schemas.microsoft.com/office/word/2010/wordprocessingShape">
-                    <wps:wsp>
-                      <wps:cNvSpPr txBox="1"/>
-                      <wps:spPr>
-                        <a:xfrm>
-                          <a:off x="0" y="0"/>
-                          <a:ext cx="1743075" cy="371475"/>
-                        </a:xfrm>
-                        <a:prstGeom prst="rect">
-                          <a:avLst/>
-                        </a:prstGeom>
-                        <a:solidFill>
-                          <a:schemeClr val="lt1"/>
-                        </a:solidFill>
-                        <a:ln w="6350">
-                          <a:noFill/>
-                        </a:ln>
-                        <a:effectLst/>
-                      </wps:spPr>
-                      <wps:style>
-                        <a:lnRef idx="0">
-                          <a:schemeClr val="accent1"/>
-                        </a:lnRef>
-                        <a:fillRef idx="0">
-                          <a:schemeClr val="accent1"/>
-                        </a:fillRef>
-                        <a:effectRef idx="0">
-                          <a:schemeClr val="accent1"/>
-                        </a:effectRef>
-                        <a:fontRef idx="minor">
-                          <a:schemeClr val="dk1"/>
-                        </a:fontRef>
-                      </wps:style>
-                      <wps:txbx>
-                        <w:txbxContent>
-                          <w:p>
-                            <w:pPr>
-                              <w:jc w:val="center"/>
-                              <w:rPr>
-                                <w:b/>
-                                <w:sz w:val="32"/>
-                                <w:szCs w:val="32"/>
-                              </w:rPr>
-                            </w:pPr>
-                            <w:r>
-                              <w:rPr>
-                                <w:b/>
-                                <w:sz w:val="32"/>
-                                <w:szCs w:val="32"/>
-                              </w:rPr>
-                              <w:t xml:space="preserve">ADMISION </w:t>
-                            </w:r>
-                            <w:r>
-                              <w:rPr>
-                                <w:b/>
-                                <w:sz w:val="32"/>
-                                <w:szCs w:val="32"/>
-                              </w:rPr>
-                              <w:t>LETTER</w:t>
-                            </w:r>
-                          </w:p>
-                        </w:txbxContent>
-                      </wps:txbx>
-                      <wps:bodyPr rot="0" spcFirstLastPara="0" vertOverflow="overflow" horzOverflow="overflow" vert="horz" wrap="square" lIns="91440" tIns="45720" rIns="91440" bIns="45720" numCol="1" spcCol="0" rtlCol="0" fromWordArt="0" anchor="t" anchorCtr="0" forceAA="0" compatLnSpc="1">
-                        <a:prstTxWarp prst="textNoShape">
-                          <a:avLst/>
-                        </a:prstTxWarp>
-                        <a:noAutofit/>
-                      </wps:bodyPr>
-                    </wps:wsp>
-                  </a:graphicData>
-                </a:graphic>
-                <wp14:sizeRelV relativeFrom="margin">
-                  <wp14:pctHeight>0</wp14:pctHeight>
-                </wp14:sizeRelV>
-              </wp:anchor>
-            </w:drawing>
-          </mc:Choice>
-          <mc:Fallback>
-            <w:pict>
-              <v:shape w14:anchorId="38F02FC3" id="Text Box 7" o:spid="_x0000_s1028" type="#_x0000_t202" style="position:absolute;left:0;text-align:left;margin-left:165.75pt;margin-top:12.6pt;width:137.25pt;height:29.25pt;z-index:251665408;visibility:visible;mso-wrap-style:square;mso-height-percent:0;mso-wrap-distance-left:9pt;mso-wrap-distance-top:0;mso-wrap-distance-right:9pt;mso-wrap-distance-bottom:0;mso-position-horizontal:absolute;mso-position-horizontal-relative:text;mso-position-vertical:absolute;mso-position-vertical-relative:text;mso-height-percent:0;mso-height-relative:margin;v-text-anchor:top" o:gfxdata="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" fillcolor="white [3201]" stroked="f" strokeweight=".5pt">
-                <v:textbox>
-                  <w:txbxContent>
-                    <w:p>
-                      <w:pPr>
-                        <w:jc w:val="center"/>
-                        <w:rPr>
-                          <w:b/>
-                          <w:sz w:val="32"/>
-                          <w:szCs w:val="32"/>
-                        </w:rPr>
-                      </w:pPr>
-                      <w:r>
-                        <w:rPr>
-                          <w:b/>
-                          <w:sz w:val="32"/>
-                          <w:szCs w:val="32"/>
-                        </w:rPr>
-                        <w:t xml:space="preserve">ADMISION </w:t>
-                      </w:r>
-                      <w:r>
-                        <w:rPr>
-                          <w:b/>
-                          <w:sz w:val="32"/>
-                          <w:szCs w:val="32"/>
-                        </w:rPr>
-                        <w:t>LETTER</w:t>
-                      </w:r>
-                    </w:p>
-                  </w:txbxContent>
-                </v:textbox>
-              </v:shape>
-            </w:pict>
-          </mc:Fallback>
-        </mc:AlternateContent>
-      </w:r>
-      <w:r>
-        <w:rPr>
-          <w:b/>
-          <w:noProof/>
-          <w:sz w:val="24"/>
-          <w:szCs w:val="32"/>
-        </w:rPr>
-        <mc:AlternateContent>
-          <mc:Choice Requires="wps">
-            <w:drawing>
-              <wp:anchor distT="0" distB="0" distL="114300" distR="114300" simplePos="0" relativeHeight="251661312" behindDoc="0" locked="0" layoutInCell="1" allowOverlap="1" wp14:anchorId="29BA3475" wp14:editId="677B2A65">
-                <wp:simplePos x="0" y="0"/>
-                <wp:positionH relativeFrom="column">
-                  <wp:posOffset>-904875</wp:posOffset>
-                </wp:positionH>
-                <wp:positionV relativeFrom="paragraph">
-                  <wp:posOffset>6985</wp:posOffset>
-                </wp:positionV>
-                <wp:extent cx="7610475" cy="0"/>
-                <wp:effectExtent l="0" t="19050" r="9525" b="19050"/>
+                <wp:extent cx="7742149" cy="0"/>
+                <wp:effectExtent l="0" t="19050" r="30480" b="19050"/>
                 <wp:wrapNone/>
                 <wp:docPr id="3" name="Straight Connector 3"/>
                 <wp:cNvGraphicFramePr/>
@@ -961,7 +726,7 @@
                       <wps:spPr>
                         <a:xfrm>
                           <a:off x="0" y="0"/>
-                          <a:ext cx="7610475" cy="0"/>
+                          <a:ext cx="7742149" cy="0"/>
                         </a:xfrm>
                         <a:prstGeom prst="line">
                           <a:avLst/>
@@ -1002,13 +767,254 @@
           </mc:Choice>
           <mc:Fallback>
             <w:pict>
-              <v:line w14:anchorId="02D1F2E4" id="Straight Connector 3" o:spid="_x0000_s1026" style="position:absolute;z-index:251661312;visibility:visible;mso-wrap-style:square;mso-width-percent:0;mso-height-percent:0;mso-wrap-distance-left:9pt;mso-wrap-distance-top:0;mso-wrap-distance-right:9pt;mso-wrap-distance-bottom:0;mso-position-horizontal:absolute;mso-position-horizontal-relative:text;mso-position-vertical:absolute;mso-position-vertical-relative:text;mso-width-percent:0;mso-height-percent:0;mso-width-relative:margin;mso-height-relative:margin" from="-71.25pt,.55pt" to="528pt,.55pt" o:gfxdata="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" strokecolor="#00b050" strokeweight="2.25pt">
+              <v:line w14:anchorId="43767F3D" id="Straight Connector 3" o:spid="_x0000_s1026" style="position:absolute;z-index:251661312;visibility:visible;mso-wrap-style:square;mso-width-percent:0;mso-height-percent:0;mso-wrap-distance-left:9pt;mso-wrap-distance-top:0;mso-wrap-distance-right:9pt;mso-wrap-distance-bottom:0;mso-position-horizontal:absolute;mso-position-horizontal-relative:text;mso-position-vertical:absolute;mso-position-vertical-relative:text;mso-width-percent:0;mso-height-percent:0;mso-width-relative:margin;mso-height-relative:margin" from="-81.6pt,29.7pt" to="528pt,29.7pt" o:gfxdata="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" strokecolor="#00b050" strokeweight="2.25pt">
                 <v:stroke dashstyle="3 1"/>
               </v:line>
             </w:pict>
           </mc:Fallback>
         </mc:AlternateContent>
       </w:r>
+      <w:r>
+        <w:rPr>
+          <w:b/>
+          <w:noProof/>
+          <w:sz w:val="32"/>
+          <w:szCs w:val="32"/>
+        </w:rPr>
+        <mc:AlternateContent>
+          <mc:Choice Requires="wps">
+            <w:drawing>
+              <wp:anchor distT="0" distB="0" distL="114300" distR="114300" simplePos="0" relativeHeight="251660288" behindDoc="0" locked="0" layoutInCell="1" allowOverlap="1" wp14:anchorId="14017CD7" wp14:editId="181EF350">
+                <wp:simplePos x="0" y="0"/>
+                <wp:positionH relativeFrom="column">
+                  <wp:posOffset>-1000811</wp:posOffset>
+                </wp:positionH>
+                <wp:positionV relativeFrom="paragraph">
+                  <wp:posOffset>282194</wp:posOffset>
+                </wp:positionV>
+                <wp:extent cx="7705573" cy="0"/>
+                <wp:effectExtent l="0" t="38100" r="48260" b="38100"/>
+                <wp:wrapNone/>
+                <wp:docPr id="1" name="Straight Connector 1"/>
+                <wp:cNvGraphicFramePr/>
+                <a:graphic xmlns:a="http://schemas.openxmlformats.org/drawingml/2006/main">
+                  <a:graphicData uri="http://schemas.microsoft.com/office/word/2010/wordprocessingShape">
+                    <wps:wsp>
+                      <wps:cNvCnPr/>
+                      <wps:spPr>
+                        <a:xfrm>
+                          <a:off x="0" y="0"/>
+                          <a:ext cx="7705573" cy="0"/>
+                        </a:xfrm>
+                        <a:prstGeom prst="line">
+                          <a:avLst/>
+                        </a:prstGeom>
+                        <a:ln w="76200">
+                          <a:solidFill>
+                            <a:srgbClr val="00B050"/>
+                          </a:solidFill>
+                        </a:ln>
+                      </wps:spPr>
+                      <wps:style>
+                        <a:lnRef idx="1">
+                          <a:schemeClr val="dk1"/>
+                        </a:lnRef>
+                        <a:fillRef idx="0">
+                          <a:schemeClr val="dk1"/>
+                        </a:fillRef>
+                        <a:effectRef idx="0">
+                          <a:schemeClr val="dk1"/>
+                        </a:effectRef>
+                        <a:fontRef idx="minor">
+                          <a:schemeClr val="tx1"/>
+                        </a:fontRef>
+                      </wps:style>
+                      <wps:bodyPr/>
+                    </wps:wsp>
+                  </a:graphicData>
+                </a:graphic>
+                <wp14:sizeRelH relativeFrom="margin">
+                  <wp14:pctWidth>0</wp14:pctWidth>
+                </wp14:sizeRelH>
+                <wp14:sizeRelV relativeFrom="margin">
+                  <wp14:pctHeight>0</wp14:pctHeight>
+                </wp14:sizeRelV>
+              </wp:anchor>
+            </w:drawing>
+          </mc:Choice>
+          <mc:Fallback>
+            <w:pict>
+              <v:line w14:anchorId="28C02707" id="Straight Connector 1" o:spid="_x0000_s1026" style="position:absolute;z-index:251660288;visibility:visible;mso-wrap-style:square;mso-width-percent:0;mso-height-percent:0;mso-wrap-distance-left:9pt;mso-wrap-distance-top:0;mso-wrap-distance-right:9pt;mso-wrap-distance-bottom:0;mso-position-horizontal:absolute;mso-position-horizontal-relative:text;mso-position-vertical:absolute;mso-position-vertical-relative:text;mso-width-percent:0;mso-height-percent:0;mso-width-relative:margin;mso-height-relative:margin" from="-78.8pt,22.2pt" to="527.95pt,22.2pt" o:gfxdata="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" strokecolor="#00b050" strokeweight="6pt"/>
+            </w:pict>
+          </mc:Fallback>
+        </mc:AlternateContent>
+      </w:r>
+      <w:r>
+        <w:rPr>
+          <w:b/>
+          <w:sz w:val="32"/>
+          <w:szCs w:val="32"/>
+        </w:rPr>
+        <w:t>UGUNJA</w:t>
+      </w:r>
+    </w:p>
+    <w:p>
+      <w:pPr>
+        <w:jc w:val="center"/>
+        <w:rPr>
+          <w:b/>
+          <w:sz w:val="24"/>
+          <w:szCs w:val="32"/>
+        </w:rPr>
+      </w:pPr>
+      <w:r>
+        <w:rPr>
+          <w:noProof/>
+          <w:sz w:val="18"/>
+        </w:rPr>
+        <mc:AlternateContent>
+          <mc:Choice Requires="wps">
+            <w:drawing>
+              <wp:anchor distT="0" distB="0" distL="114300" distR="114300" simplePos="0" relativeHeight="251665408" behindDoc="0" locked="0" layoutInCell="1" allowOverlap="1" wp14:anchorId="7669082B" wp14:editId="366B5E18">
+                <wp:simplePos x="0" y="0"/>
+                <wp:positionH relativeFrom="page">
+                  <wp:align>center</wp:align>
+                </wp:positionH>
+                <wp:positionV relativeFrom="paragraph">
+                  <wp:posOffset>198501</wp:posOffset>
+                </wp:positionV>
+                <wp:extent cx="2306345" cy="371475"/>
+                <wp:effectExtent l="0" t="0" r="0" b="9525"/>
+                <wp:wrapNone/>
+                <wp:docPr id="7" name="Text Box 7"/>
+                <wp:cNvGraphicFramePr/>
+                <a:graphic xmlns:a="http://schemas.openxmlformats.org/drawingml/2006/main">
+                  <a:graphicData uri="http://schemas.microsoft.com/office/word/2010/wordprocessingShape">
+                    <wps:wsp>
+                      <wps:cNvSpPr txBox="1"/>
+                      <wps:spPr>
+                        <a:xfrm>
+                          <a:off x="0" y="0"/>
+                          <a:ext cx="2306345" cy="371475"/>
+                        </a:xfrm>
+                        <a:prstGeom prst="rect">
+                          <a:avLst/>
+                        </a:prstGeom>
+                        <a:solidFill>
+                          <a:schemeClr val="lt1"/>
+                        </a:solidFill>
+                        <a:ln w="6350">
+                          <a:noFill/>
+                        </a:ln>
+                        <a:effectLst/>
+                      </wps:spPr>
+                      <wps:style>
+                        <a:lnRef idx="0">
+                          <a:schemeClr val="accent1"/>
+                        </a:lnRef>
+                        <a:fillRef idx="0">
+                          <a:schemeClr val="accent1"/>
+                        </a:fillRef>
+                        <a:effectRef idx="0">
+                          <a:schemeClr val="accent1"/>
+                        </a:effectRef>
+                        <a:fontRef idx="minor">
+                          <a:schemeClr val="dk1"/>
+                        </a:fontRef>
+                      </wps:style>
+                      <wps:txbx>
+                        <w:txbxContent>
+                          <w:p>
+                            <w:pPr>
+                              <w:jc w:val="center"/>
+                              <w:rPr>
+                                <w:rFonts w:ascii="Times New Roman" w:hAnsi="Times New Roman" w:cs="Times New Roman"/>
+                                <w:b/>
+                                <w:sz w:val="32"/>
+                                <w:szCs w:val="32"/>
+                              </w:rPr>
+                            </w:pPr>
+                            <w:r>
+                              <w:rPr>
+                                <w:rFonts w:ascii="Times New Roman" w:hAnsi="Times New Roman" w:cs="Times New Roman"/>
+                                <w:b/>
+                                <w:sz w:val="32"/>
+                                <w:szCs w:val="32"/>
+                              </w:rPr>
+                              <w:t xml:space="preserve">ADMISION </w:t>
+                            </w:r>
+                            <w:r>
+                              <w:rPr>
+                                <w:rFonts w:ascii="Times New Roman" w:hAnsi="Times New Roman" w:cs="Times New Roman"/>
+                                <w:b/>
+                                <w:sz w:val="32"/>
+                                <w:szCs w:val="32"/>
+                              </w:rPr>
+                              <w:t>LETTER</w:t>
+                            </w:r>
+                          </w:p>
+                        </w:txbxContent>
+                      </wps:txbx>
+                      <wps:bodyPr rot="0" spcFirstLastPara="0" vertOverflow="overflow" horzOverflow="overflow" vert="horz" wrap="square" lIns="91440" tIns="45720" rIns="91440" bIns="45720" numCol="1" spcCol="0" rtlCol="0" fromWordArt="0" anchor="t" anchorCtr="0" forceAA="0" compatLnSpc="1">
+                        <a:prstTxWarp prst="textNoShape">
+                          <a:avLst/>
+                        </a:prstTxWarp>
+                        <a:noAutofit/>
+                      </wps:bodyPr>
+                    </wps:wsp>
+                  </a:graphicData>
+                </a:graphic>
+                <wp14:sizeRelH relativeFrom="margin">
+                  <wp14:pctWidth>0</wp14:pctWidth>
+                </wp14:sizeRelH>
+                <wp14:sizeRelV relativeFrom="margin">
+                  <wp14:pctHeight>0</wp14:pctHeight>
+                </wp14:sizeRelV>
+              </wp:anchor>
+            </w:drawing>
+          </mc:Choice>
+          <mc:Fallback>
+            <w:pict>
+              <v:shape w14:anchorId="7669082B" id="Text Box 7" o:spid="_x0000_s1028" type="#_x0000_t202" style="position:absolute;left:0;text-align:left;margin-left:0;margin-top:15.65pt;width:181.6pt;height:29.25pt;z-index:251665408;visibility:visible;mso-wrap-style:square;mso-width-percent:0;mso-height-percent:0;mso-wrap-distance-left:9pt;mso-wrap-distance-top:0;mso-wrap-distance-right:9pt;mso-wrap-distance-bottom:0;mso-position-horizontal:center;mso-position-horizontal-relative:page;mso-position-vertical:absolute;mso-position-vertical-relative:text;mso-width-percent:0;mso-height-percent:0;mso-width-relative:margin;mso-height-relative:margin;v-text-anchor:top" o:gfxdata="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" fillcolor="white [3201]" stroked="f" strokeweight=".5pt">
+                <v:textbox>
+                  <w:txbxContent>
+                    <w:p>
+                      <w:pPr>
+                        <w:jc w:val="center"/>
+                        <w:rPr>
+                          <w:rFonts w:ascii="Times New Roman" w:hAnsi="Times New Roman" w:cs="Times New Roman"/>
+                          <w:b/>
+                          <w:sz w:val="32"/>
+                          <w:szCs w:val="32"/>
+                        </w:rPr>
+                      </w:pPr>
+                      <w:r>
+                        <w:rPr>
+                          <w:rFonts w:ascii="Times New Roman" w:hAnsi="Times New Roman" w:cs="Times New Roman"/>
+                          <w:b/>
+                          <w:sz w:val="32"/>
+                          <w:szCs w:val="32"/>
+                        </w:rPr>
+                        <w:t xml:space="preserve">ADMISION </w:t>
+                      </w:r>
+                      <w:r>
+                        <w:rPr>
+                          <w:rFonts w:ascii="Times New Roman" w:hAnsi="Times New Roman" w:cs="Times New Roman"/>
+                          <w:b/>
+                          <w:sz w:val="32"/>
+                          <w:szCs w:val="32"/>
+                        </w:rPr>
+                        <w:t>LETTER</w:t>
+                      </w:r>
+                    </w:p>
+                  </w:txbxContent>
+                </v:textbox>
+                <w10:wrap anchorx="page"/>
+              </v:shape>
+            </w:pict>
+          </mc:Fallback>
+        </mc:AlternateContent>
+      </w:r>
     </w:p>
     <w:p>
       <w:pPr>
@@ -1063,7 +1069,7 @@
         <w:rPr>
           <w:b/>
         </w:rPr>
-        <w:t>MARY ALL AKINYI OCHIENG</w:t>
+        <w:t>VELMA AWUOR OPICHE</w:t>
       </w:r>
       <w:r>
         <w:rPr>
@@ -1196,6 +1202,15 @@
                               </w:rPr>
                               <w:t>03</w:t>
                             </w:r>
+                            <w:r>
+                              <w:rPr>
+                                <w:rFonts w:ascii="Algerian" w:hAnsi="Algerian"/>
+                                <w:b/>
+                                <w:color w:val="FF0000"/>
+                                <w:sz w:val="24"/>
+                              </w:rPr>
+                              <w:t>5</w:t>
+                            </w:r>
                           </w:p>
                         </w:txbxContent>
                       </wps:txbx>
@@ -1219,11 +1234,7 @@
           </mc:Choice>
           <mc:Fallback>
             <w:pict>
-              <v:shapetype w14:anchorId="68F6C02B" id="_x0000_t202" coordsize="21600,21600" o:spt="202" path="m,l,21600r21600,l21600,xe">
-                <v:stroke joinstyle="miter"/>
-                <v:path gradientshapeok="t" o:connecttype="rect"/>
-              </v:shapetype>
-              <v:shape id="Text Box 11" o:spid="_x0000_s1029" type="#_x0000_t202" style="position:absolute;margin-left:65.25pt;margin-top:5.6pt;width:180pt;height:23.25pt;z-index:251668480;visibility:visible;mso-wrap-style:square;mso-width-percent:0;mso-height-percent:0;mso-wrap-distance-left:9pt;mso-wrap-distance-top:0;mso-wrap-distance-right:9pt;mso-wrap-distance-bottom:0;mso-position-horizontal:absolute;mso-position-horizontal-relative:text;mso-position-vertical:absolute;mso-position-vertical-relative:text;mso-width-percent:0;mso-height-percent:0;mso-width-relative:margin;mso-height-relative:margin;v-text-anchor:top" o:gfxdata="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" filled="f" stroked="f" strokeweight=".5pt">
+              <v:shape w14:anchorId="68F6C02B" id="Text Box 11" o:spid="_x0000_s1029" type="#_x0000_t202" style="position:absolute;margin-left:65.25pt;margin-top:5.6pt;width:180pt;height:23.25pt;z-index:251668480;visibility:visible;mso-wrap-style:square;mso-width-percent:0;mso-height-percent:0;mso-wrap-distance-left:9pt;mso-wrap-distance-top:0;mso-wrap-distance-right:9pt;mso-wrap-distance-bottom:0;mso-position-horizontal:absolute;mso-position-horizontal-relative:text;mso-position-vertical:absolute;mso-position-vertical-relative:text;mso-width-percent:0;mso-height-percent:0;mso-width-relative:margin;mso-height-relative:margin;v-text-anchor:top" o:gfxdata="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" filled="f" stroked="f" strokeweight=".5pt">
                 <v:textbox>
                   <w:txbxContent>
                     <w:p>
@@ -1262,6 +1273,15 @@
                         </w:rPr>
                         <w:t>03</w:t>
                       </w:r>
+                      <w:r>
+                        <w:rPr>
+                          <w:rFonts w:ascii="Algerian" w:hAnsi="Algerian"/>
+                          <w:b/>
+                          <w:color w:val="FF0000"/>
+                          <w:sz w:val="24"/>
+                        </w:rPr>
+                        <w:t>5</w:t>
+                      </w:r>
                     </w:p>
                   </w:txbxContent>
                 </v:textbox>
@@ -1351,53 +1371,71 @@
         <w:rPr>
           <w:b/>
         </w:rPr>
-        <w:t>Mary</w:t>
+        <w:t>Velma</w:t>
       </w:r>
       <w:r>
         <w:rPr>
           <w:b/>
         </w:rPr>
         <w:t>,</w:t>
+      </w:r>
+    </w:p>
+    <w:p>
+      <w:pPr>
+        <w:spacing w:after="0"/>
+        <w:rPr>
+          <w:rFonts w:ascii="Times New Roman" w:hAnsi="Times New Roman" w:cs="Times New Roman"/>
+          <w:b/>
+          <w:sz w:val="24"/>
+          <w:u w:val="single"/>
+        </w:rPr>
+      </w:pPr>
+      <w:r>
+        <w:rPr>
+          <w:rFonts w:ascii="Times New Roman" w:hAnsi="Times New Roman" w:cs="Times New Roman"/>
+          <w:b/>
+          <w:sz w:val="24"/>
+          <w:u w:val="single"/>
+        </w:rPr>
+        <w:t xml:space="preserve">RE: </w:t>
+      </w:r>
+      <w:r>
+        <w:rPr>
+          <w:rFonts w:ascii="Times New Roman" w:hAnsi="Times New Roman" w:cs="Times New Roman"/>
+          <w:b/>
+          <w:sz w:val="24"/>
+          <w:u w:val="single"/>
+        </w:rPr>
+        <w:t>ADMI</w:t>
+      </w:r>
+      <w:r>
+        <w:rPr>
+          <w:rFonts w:ascii="Times New Roman" w:hAnsi="Times New Roman" w:cs="Times New Roman"/>
+          <w:b/>
+          <w:sz w:val="24"/>
+          <w:u w:val="single"/>
+        </w:rPr>
+        <w:t>SSION INTO THE INSTITUTION</w:t>
+      </w:r>
+      <w:r>
+        <w:rPr>
+          <w:rFonts w:ascii="Times New Roman" w:hAnsi="Times New Roman" w:cs="Times New Roman"/>
+          <w:b/>
+          <w:sz w:val="24"/>
+          <w:u w:val="single"/>
+        </w:rPr>
+        <w:t xml:space="preserve">: </w:t>
       </w:r>
       <w:bookmarkStart w:id="0" w:name="_GoBack"/>
       <w:bookmarkEnd w:id="0"/>
-    </w:p>
-    <w:p>
-      <w:pPr>
-        <w:spacing w:after="0"/>
+      <w:r>
         <w:rPr>
           <w:rFonts w:ascii="Times New Roman" w:hAnsi="Times New Roman" w:cs="Times New Roman"/>
           <w:b/>
           <w:sz w:val="24"/>
           <w:u w:val="single"/>
         </w:rPr>
-      </w:pPr>
-      <w:r>
-        <w:rPr>
-          <w:rFonts w:ascii="Times New Roman" w:hAnsi="Times New Roman" w:cs="Times New Roman"/>
-          <w:b/>
-          <w:sz w:val="24"/>
-          <w:u w:val="single"/>
-        </w:rPr>
-        <w:t xml:space="preserve">RE: </w:t>
-      </w:r>
-      <w:r>
-        <w:rPr>
-          <w:rFonts w:ascii="Times New Roman" w:hAnsi="Times New Roman" w:cs="Times New Roman"/>
-          <w:b/>
-          <w:sz w:val="24"/>
-          <w:u w:val="single"/>
-        </w:rPr>
-        <w:t>ADMI</w:t>
-      </w:r>
-      <w:r>
-        <w:rPr>
-          <w:rFonts w:ascii="Times New Roman" w:hAnsi="Times New Roman" w:cs="Times New Roman"/>
-          <w:b/>
-          <w:sz w:val="24"/>
-          <w:u w:val="single"/>
-        </w:rPr>
-        <w:t>SSION INTO THE INSTITUTION 2026</w:t>
+        <w:t xml:space="preserve"> 2026</w:t>
       </w:r>
       <w:r>
         <w:rPr>
@@ -1468,7 +1506,23 @@
           <w:sz w:val="24"/>
           <w:szCs w:val="24"/>
         </w:rPr>
-        <w:t xml:space="preserve">et ICT Academy in pursuant of a certificate course on ICT Essentials II. </w:t>
+        <w:t>et ICT Academy in pursuant of a certifi</w:t>
+      </w:r>
+      <w:r>
+        <w:rPr>
+          <w:rFonts w:ascii="Times New Roman" w:hAnsi="Times New Roman" w:cs="Times New Roman"/>
+          <w:sz w:val="24"/>
+          <w:szCs w:val="24"/>
+        </w:rPr>
+        <w:t>cate course on ICT Essentials</w:t>
+      </w:r>
+      <w:r>
+        <w:rPr>
+          <w:rFonts w:ascii="Times New Roman" w:hAnsi="Times New Roman" w:cs="Times New Roman"/>
+          <w:sz w:val="24"/>
+          <w:szCs w:val="24"/>
+        </w:rPr>
+        <w:t xml:space="preserve">. </w:t>
       </w:r>
     </w:p>
     <w:p>
@@ -1513,7 +1567,23 @@
           <w:sz w:val="24"/>
           <w:szCs w:val="24"/>
         </w:rPr>
-        <w:t xml:space="preserve">authorities. Any information found to be false </w:t>
+        <w:t>authorities.</w:t>
+      </w:r>
+      <w:r>
+        <w:rPr>
+          <w:rFonts w:ascii="Times New Roman" w:hAnsi="Times New Roman" w:cs="Times New Roman"/>
+          <w:sz w:val="24"/>
+          <w:szCs w:val="24"/>
+        </w:rPr>
+        <w:t xml:space="preserve"> Your data captured by the institution remains private and confidential, following data safety authority. </w:t>
+      </w:r>
+      <w:r>
+        <w:rPr>
+          <w:rFonts w:ascii="Times New Roman" w:hAnsi="Times New Roman" w:cs="Times New Roman"/>
+          <w:sz w:val="24"/>
+          <w:szCs w:val="24"/>
+        </w:rPr>
+        <w:t xml:space="preserve">Any information found to be false </w:t>
       </w:r>
       <w:r>
         <w:rPr>
@@ -1827,6 +1897,14 @@
           <w:sz w:val="24"/>
           <w:szCs w:val="24"/>
         </w:rPr>
+        <w:t>p</w:t>
+      </w:r>
+      <w:r>
+        <w:rPr>
+          <w:rFonts w:ascii="Times New Roman" w:hAnsi="Times New Roman" w:cs="Times New Roman"/>
+          <w:sz w:val="24"/>
+          <w:szCs w:val="24"/>
+        </w:rPr>
         <w:t>aybill</w:t>
       </w:r>
       <w:proofErr w:type="spellEnd"/>
@@ -1852,62 +1930,47 @@
           <w:sz w:val="24"/>
           <w:szCs w:val="24"/>
         </w:rPr>
+        <w:t xml:space="preserve">Ensure that a receipt is issued </w:t>
+      </w:r>
+      <w:r>
+        <w:rPr>
+          <w:rFonts w:ascii="Times New Roman" w:hAnsi="Times New Roman" w:cs="Times New Roman"/>
+          <w:sz w:val="24"/>
+          <w:szCs w:val="24"/>
+        </w:rPr>
+        <w:t>t</w:t>
+      </w:r>
+      <w:r>
+        <w:rPr>
+          <w:rFonts w:ascii="Times New Roman" w:hAnsi="Times New Roman" w:cs="Times New Roman"/>
+          <w:sz w:val="24"/>
+          <w:szCs w:val="24"/>
+        </w:rPr>
+        <w:t xml:space="preserve">o you at </w:t>
+      </w:r>
+      <w:r>
+        <w:rPr>
+          <w:rFonts w:ascii="Times New Roman" w:hAnsi="Times New Roman" w:cs="Times New Roman"/>
+          <w:sz w:val="24"/>
+          <w:szCs w:val="24"/>
+        </w:rPr>
+        <w:t>any time</w:t>
+      </w:r>
+      <w:r>
+        <w:rPr>
+          <w:rFonts w:ascii="Times New Roman" w:hAnsi="Times New Roman" w:cs="Times New Roman"/>
+          <w:sz w:val="24"/>
+          <w:szCs w:val="24"/>
+        </w:rPr>
         <w:t xml:space="preserve"> </w:t>
       </w:r>
-    </w:p>
-    <w:p>
-      <w:pPr>
-        <w:autoSpaceDE w:val="0"/>
-        <w:autoSpaceDN w:val="0"/>
-        <w:adjustRightInd w:val="0"/>
-        <w:spacing w:after="0" w:line="240" w:lineRule="auto"/>
-        <w:rPr>
-          <w:rFonts w:ascii="Times New Roman" w:hAnsi="Times New Roman" w:cs="Times New Roman"/>
-          <w:sz w:val="24"/>
-          <w:szCs w:val="24"/>
-        </w:rPr>
-      </w:pPr>
-      <w:r>
-        <w:rPr>
-          <w:rFonts w:ascii="Times New Roman" w:hAnsi="Times New Roman" w:cs="Times New Roman"/>
-          <w:sz w:val="24"/>
-          <w:szCs w:val="24"/>
-        </w:rPr>
-        <w:t xml:space="preserve">Ensure that a receipt is issued </w:t>
-      </w:r>
-      <w:r>
-        <w:rPr>
-          <w:rFonts w:ascii="Times New Roman" w:hAnsi="Times New Roman" w:cs="Times New Roman"/>
-          <w:sz w:val="24"/>
-          <w:szCs w:val="24"/>
-        </w:rPr>
-        <w:t>t</w:t>
-      </w:r>
-      <w:r>
-        <w:rPr>
-          <w:rFonts w:ascii="Times New Roman" w:hAnsi="Times New Roman" w:cs="Times New Roman"/>
-          <w:sz w:val="24"/>
-          <w:szCs w:val="24"/>
-        </w:rPr>
-        <w:t xml:space="preserve">o you at </w:t>
-      </w:r>
-      <w:proofErr w:type="spellStart"/>
-      <w:r>
-        <w:rPr>
-          <w:rFonts w:ascii="Times New Roman" w:hAnsi="Times New Roman" w:cs="Times New Roman"/>
-          <w:sz w:val="24"/>
-          <w:szCs w:val="24"/>
-        </w:rPr>
-        <w:t>anytime</w:t>
-      </w:r>
-      <w:proofErr w:type="spellEnd"/>
-      <w:r>
-        <w:rPr>
-          <w:rFonts w:ascii="Times New Roman" w:hAnsi="Times New Roman" w:cs="Times New Roman"/>
-          <w:sz w:val="24"/>
-          <w:szCs w:val="24"/>
-        </w:rPr>
-        <w:t xml:space="preserve"> time payment</w:t>
+      <w:r>
+        <w:rPr>
+          <w:rFonts w:ascii="Times New Roman" w:hAnsi="Times New Roman" w:cs="Times New Roman"/>
+          <w:sz w:val="24"/>
+          <w:szCs w:val="24"/>
+        </w:rPr>
+        <w:t>payment</w:t>
       </w:r>
       <w:r>
         <w:rPr>
@@ -2136,19 +2199,63 @@
       </w:pPr>
       <w:r>
         <w:rPr>
+          <w:b/>
+          <w:sz w:val="24"/>
+          <w:szCs w:val="20"/>
+        </w:rPr>
+        <w:t>ACADEMY MANAGE</w:t>
+      </w:r>
+      <w:r>
+        <w:rPr>
+          <w:b/>
+          <w:sz w:val="24"/>
+          <w:szCs w:val="20"/>
+        </w:rPr>
+        <w:t>R</w:t>
+      </w:r>
+      <w:r>
+        <w:rPr>
+          <w:b/>
+          <w:sz w:val="24"/>
+          <w:szCs w:val="20"/>
+        </w:rPr>
+        <w:t>/C.</w:t>
+      </w:r>
+      <w:proofErr w:type="gramStart"/>
+      <w:r>
+        <w:rPr>
+          <w:b/>
+          <w:sz w:val="24"/>
+          <w:szCs w:val="20"/>
+        </w:rPr>
+        <w:t>E.O</w:t>
+      </w:r>
+      <w:proofErr w:type="gramEnd"/>
+    </w:p>
+    <w:p>
+      <w:pPr>
+        <w:spacing w:after="200" w:line="276" w:lineRule="auto"/>
+        <w:rPr>
+          <w:b/>
+          <w:sz w:val="24"/>
+          <w:szCs w:val="20"/>
+        </w:rPr>
+      </w:pPr>
+      <w:r>
+        <w:rPr>
           <w:rFonts w:ascii="Times New Roman" w:hAnsi="Times New Roman" w:cs="Times New Roman"/>
           <w:noProof/>
           <w:sz w:val="24"/>
           <w:szCs w:val="24"/>
         </w:rPr>
         <w:drawing>
-          <wp:anchor distT="36576" distB="36576" distL="36576" distR="36576" simplePos="0" relativeHeight="251675648" behindDoc="0" locked="0" layoutInCell="1" allowOverlap="1" wp14:anchorId="7F35A749" wp14:editId="485F9401">
+          <wp:anchor distT="36576" distB="36576" distL="36576" distR="36576" simplePos="0" relativeHeight="251675648" behindDoc="0" locked="0" layoutInCell="1" allowOverlap="1" wp14:anchorId="3379DEB9" wp14:editId="6562361F">
             <wp:simplePos x="0" y="0"/>
             <wp:positionH relativeFrom="column">
               <wp:posOffset>-1107440</wp:posOffset>
             </wp:positionH>
             <wp:positionV relativeFrom="paragraph">
-              <wp:posOffset>205740</wp:posOffset>
+              <wp:posOffset>166065</wp:posOffset>
             </wp:positionV>
             <wp:extent cx="7762875" cy="1179830"/>
             <wp:effectExtent l="0" t="0" r="9525" b="1270"/>
@@ -2210,63 +2317,19 @@
       </w:r>
       <w:r>
         <w:rPr>
-          <w:b/>
-          <w:sz w:val="24"/>
-          <w:szCs w:val="20"/>
-        </w:rPr>
-        <w:t>ACADEMY MANAGE</w:t>
-      </w:r>
-      <w:r>
-        <w:rPr>
-          <w:b/>
-          <w:sz w:val="24"/>
-          <w:szCs w:val="20"/>
-        </w:rPr>
-        <w:t>R</w:t>
-      </w:r>
-      <w:r>
-        <w:rPr>
-          <w:b/>
-          <w:sz w:val="24"/>
-          <w:szCs w:val="20"/>
-        </w:rPr>
-        <w:t>/C.</w:t>
-      </w:r>
-      <w:proofErr w:type="gramStart"/>
-      <w:r>
-        <w:rPr>
-          <w:b/>
-          <w:sz w:val="24"/>
-          <w:szCs w:val="20"/>
-        </w:rPr>
-        <w:t>E.O</w:t>
-      </w:r>
-      <w:proofErr w:type="gramEnd"/>
-    </w:p>
-    <w:p>
-      <w:pPr>
-        <w:spacing w:after="200" w:line="276" w:lineRule="auto"/>
-        <w:rPr>
-          <w:b/>
-          <w:sz w:val="24"/>
-          <w:szCs w:val="20"/>
-        </w:rPr>
-      </w:pPr>
-      <w:r>
-        <w:rPr>
           <w:rFonts w:ascii="Times New Roman" w:hAnsi="Times New Roman" w:cs="Times New Roman"/>
           <w:noProof/>
           <w:sz w:val="24"/>
           <w:szCs w:val="24"/>
         </w:rPr>
         <w:drawing>
-          <wp:anchor distT="36576" distB="36576" distL="36576" distR="36576" simplePos="0" relativeHeight="251673600" behindDoc="0" locked="0" layoutInCell="1" allowOverlap="1" wp14:anchorId="21F9DF7B" wp14:editId="09FF3AD1">
+          <wp:anchor distT="36576" distB="36576" distL="36576" distR="36576" simplePos="0" relativeHeight="251673600" behindDoc="0" locked="0" layoutInCell="1" allowOverlap="1" wp14:anchorId="69E03329" wp14:editId="5917A580">
             <wp:simplePos x="0" y="0"/>
             <wp:positionH relativeFrom="column">
               <wp:posOffset>2942590</wp:posOffset>
             </wp:positionH>
             <wp:positionV relativeFrom="paragraph">
-              <wp:posOffset>849630</wp:posOffset>
+              <wp:posOffset>594030</wp:posOffset>
             </wp:positionV>
             <wp:extent cx="3152775" cy="628650"/>
             <wp:effectExtent l="0" t="0" r="9525" b="0"/>
@@ -2334,13 +2397,13 @@
           <w:szCs w:val="24"/>
         </w:rPr>
         <w:drawing>
-          <wp:anchor distT="36576" distB="36576" distL="36576" distR="36576" simplePos="0" relativeHeight="251674624" behindDoc="0" locked="0" layoutInCell="1" allowOverlap="1" wp14:anchorId="1F802232" wp14:editId="11AC8978">
+          <wp:anchor distT="36576" distB="36576" distL="36576" distR="36576" simplePos="0" relativeHeight="251674624" behindDoc="0" locked="0" layoutInCell="1" allowOverlap="1" wp14:anchorId="5B15A6C6" wp14:editId="68ABED78">
             <wp:simplePos x="0" y="0"/>
             <wp:positionH relativeFrom="column">
               <wp:posOffset>-180975</wp:posOffset>
             </wp:positionH>
             <wp:positionV relativeFrom="paragraph">
-              <wp:posOffset>845820</wp:posOffset>
+              <wp:posOffset>584530</wp:posOffset>
             </wp:positionV>
             <wp:extent cx="3124200" cy="638175"/>
             <wp:effectExtent l="0" t="0" r="0" b="9525"/>
@@ -3504,19 +3567,50 @@
       </w:pPr>
       <w:r>
         <w:rPr>
+          <w:b/>
+          <w:sz w:val="24"/>
+          <w:szCs w:val="20"/>
+        </w:rPr>
+        <w:t>ACADEMY MANAGE/C.</w:t>
+      </w:r>
+      <w:proofErr w:type="gramStart"/>
+      <w:r>
+        <w:rPr>
+          <w:b/>
+          <w:sz w:val="24"/>
+          <w:szCs w:val="20"/>
+        </w:rPr>
+        <w:t>E.O</w:t>
+      </w:r>
+      <w:proofErr w:type="gramEnd"/>
+    </w:p>
+    <w:p>
+      <w:pPr>
+        <w:pStyle w:val="ListParagraph"/>
+        <w:pBdr>
+          <w:bottom w:val="double" w:sz="6" w:space="1" w:color="auto"/>
+        </w:pBdr>
+        <w:rPr>
+          <w:b/>
+          <w:sz w:val="24"/>
+          <w:szCs w:val="20"/>
+        </w:rPr>
+      </w:pPr>
+      <w:r>
+        <w:rPr>
           <w:rFonts w:ascii="Times New Roman" w:hAnsi="Times New Roman" w:cs="Times New Roman"/>
           <w:noProof/>
           <w:sz w:val="24"/>
           <w:szCs w:val="24"/>
         </w:rPr>
         <w:drawing>
-          <wp:anchor distT="36576" distB="36576" distL="36576" distR="36576" simplePos="0" relativeHeight="251669504" behindDoc="0" locked="0" layoutInCell="1" allowOverlap="1" wp14:anchorId="2157CDE7" wp14:editId="4082DE66">
+          <wp:anchor distT="36576" distB="36576" distL="36576" distR="36576" simplePos="0" relativeHeight="251669504" behindDoc="0" locked="0" layoutInCell="1" allowOverlap="1" wp14:anchorId="6DFA2B73" wp14:editId="3161C3D4">
             <wp:simplePos x="0" y="0"/>
-            <wp:positionH relativeFrom="column">
-              <wp:posOffset>-993775</wp:posOffset>
+            <wp:positionH relativeFrom="margin">
+              <wp:align>center</wp:align>
             </wp:positionH>
             <wp:positionV relativeFrom="paragraph">
-              <wp:posOffset>332105</wp:posOffset>
+              <wp:posOffset>140385</wp:posOffset>
             </wp:positionV>
             <wp:extent cx="7762875" cy="1179830"/>
             <wp:effectExtent l="0" t="0" r="9525" b="1270"/>
@@ -3576,24 +3670,6 @@
           </wp:anchor>
         </w:drawing>
       </w:r>
-      <w:r>
-        <w:rPr>
-          <w:b/>
-          <w:sz w:val="24"/>
-          <w:szCs w:val="20"/>
-        </w:rPr>
-        <w:t>ACADEMY MANAGE/C.</w:t>
-      </w:r>
-      <w:proofErr w:type="gramStart"/>
-      <w:r>
-        <w:rPr>
-          <w:b/>
-          <w:sz w:val="24"/>
-          <w:szCs w:val="20"/>
-        </w:rPr>
-        <w:t>E.O</w:t>
-      </w:r>
-      <w:proofErr w:type="gramEnd"/>
     </w:p>
     <w:p>
       <w:pPr>
@@ -3607,19 +3683,6 @@
           <w:szCs w:val="20"/>
         </w:rPr>
       </w:pPr>
-    </w:p>
-    <w:p>
-      <w:pPr>
-        <w:pStyle w:val="ListParagraph"/>
-        <w:pBdr>
-          <w:bottom w:val="double" w:sz="6" w:space="1" w:color="auto"/>
-        </w:pBdr>
-        <w:rPr>
-          <w:b/>
-          <w:sz w:val="24"/>
-          <w:szCs w:val="20"/>
-        </w:rPr>
-      </w:pPr>
       <w:r>
         <w:rPr>
           <w:rFonts w:ascii="Times New Roman" w:hAnsi="Times New Roman" w:cs="Times New Roman"/>
@@ -3628,13 +3691,13 @@
           <w:szCs w:val="24"/>
         </w:rPr>
         <w:drawing>
-          <wp:anchor distT="36576" distB="36576" distL="36576" distR="36576" simplePos="0" relativeHeight="251666432" behindDoc="0" locked="0" layoutInCell="1" allowOverlap="1" wp14:anchorId="6DF049D1" wp14:editId="364CCDEA">
+          <wp:anchor distT="36576" distB="36576" distL="36576" distR="36576" simplePos="0" relativeHeight="251666432" behindDoc="0" locked="0" layoutInCell="1" allowOverlap="1" wp14:anchorId="2626A679" wp14:editId="33CD386A">
             <wp:simplePos x="0" y="0"/>
             <wp:positionH relativeFrom="column">
               <wp:posOffset>3066415</wp:posOffset>
             </wp:positionH>
             <wp:positionV relativeFrom="paragraph">
-              <wp:posOffset>775335</wp:posOffset>
+              <wp:posOffset>345135</wp:posOffset>
             </wp:positionV>
             <wp:extent cx="3152775" cy="628650"/>
             <wp:effectExtent l="0" t="0" r="9525" b="0"/>
@@ -3702,13 +3765,13 @@
           <w:szCs w:val="24"/>
         </w:rPr>
         <w:drawing>
-          <wp:anchor distT="36576" distB="36576" distL="36576" distR="36576" simplePos="0" relativeHeight="251667456" behindDoc="0" locked="0" layoutInCell="1" allowOverlap="1" wp14:anchorId="52511529" wp14:editId="0BA5AD26">
+          <wp:anchor distT="36576" distB="36576" distL="36576" distR="36576" simplePos="0" relativeHeight="251667456" behindDoc="0" locked="0" layoutInCell="1" allowOverlap="1" wp14:anchorId="5ED4F136" wp14:editId="2A36A0C6">
             <wp:simplePos x="0" y="0"/>
             <wp:positionH relativeFrom="column">
               <wp:posOffset>-57150</wp:posOffset>
             </wp:positionH>
             <wp:positionV relativeFrom="paragraph">
-              <wp:posOffset>765175</wp:posOffset>
+              <wp:posOffset>332105</wp:posOffset>
             </wp:positionV>
             <wp:extent cx="3124200" cy="638175"/>
             <wp:effectExtent l="0" t="0" r="0" b="9525"/>

--- a/ADMISSION_LETTER.docx
+++ b/ADMISSION_LETTER.docx
@@ -1069,7 +1069,7 @@
         <w:rPr>
           <w:b/>
         </w:rPr>
-        <w:t>VELMA AWUOR OPICHE</w:t>
+        <w:t>SYLVIA AOKO OTHOL</w:t>
       </w:r>
       <w:r>
         <w:rPr>
@@ -1077,6 +1077,8 @@
         </w:rPr>
         <w:t>,</w:t>
       </w:r>
+      <w:bookmarkStart w:id="0" w:name="_GoBack"/>
+      <w:bookmarkEnd w:id="0"/>
     </w:p>
     <w:p>
       <w:pPr>
@@ -1209,7 +1211,7 @@
                                 <w:color w:val="FF0000"/>
                                 <w:sz w:val="24"/>
                               </w:rPr>
-                              <w:t>5</w:t>
+                              <w:t>6</w:t>
                             </w:r>
                           </w:p>
                         </w:txbxContent>
@@ -1234,7 +1236,11 @@
           </mc:Choice>
           <mc:Fallback>
             <w:pict>
-              <v:shape w14:anchorId="68F6C02B" id="Text Box 11" o:spid="_x0000_s1029" type="#_x0000_t202" style="position:absolute;margin-left:65.25pt;margin-top:5.6pt;width:180pt;height:23.25pt;z-index:251668480;visibility:visible;mso-wrap-style:square;mso-width-percent:0;mso-height-percent:0;mso-wrap-distance-left:9pt;mso-wrap-distance-top:0;mso-wrap-distance-right:9pt;mso-wrap-distance-bottom:0;mso-position-horizontal:absolute;mso-position-horizontal-relative:text;mso-position-vertical:absolute;mso-position-vertical-relative:text;mso-width-percent:0;mso-height-percent:0;mso-width-relative:margin;mso-height-relative:margin;v-text-anchor:top" o:gfxdata="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" filled="f" stroked="f" strokeweight=".5pt">
+              <v:shapetype w14:anchorId="68F6C02B" id="_x0000_t202" coordsize="21600,21600" o:spt="202" path="m,l,21600r21600,l21600,xe">
+                <v:stroke joinstyle="miter"/>
+                <v:path gradientshapeok="t" o:connecttype="rect"/>
+              </v:shapetype>
+              <v:shape id="Text Box 11" o:spid="_x0000_s1029" type="#_x0000_t202" style="position:absolute;margin-left:65.25pt;margin-top:5.6pt;width:180pt;height:23.25pt;z-index:251668480;visibility:visible;mso-wrap-style:square;mso-width-percent:0;mso-height-percent:0;mso-wrap-distance-left:9pt;mso-wrap-distance-top:0;mso-wrap-distance-right:9pt;mso-wrap-distance-bottom:0;mso-position-horizontal:absolute;mso-position-horizontal-relative:text;mso-position-vertical:absolute;mso-position-vertical-relative:text;mso-width-percent:0;mso-height-percent:0;mso-width-relative:margin;mso-height-relative:margin;v-text-anchor:top" o:gfxdata="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" filled="f" stroked="f" strokeweight=".5pt">
                 <v:textbox>
                   <w:txbxContent>
                     <w:p>
@@ -1280,7 +1286,7 @@
                           <w:color w:val="FF0000"/>
                           <w:sz w:val="24"/>
                         </w:rPr>
-                        <w:t>5</w:t>
+                        <w:t>6</w:t>
                       </w:r>
                     </w:p>
                   </w:txbxContent>
@@ -1371,7 +1377,7 @@
         <w:rPr>
           <w:b/>
         </w:rPr>
-        <w:t>Velma</w:t>
+        <w:t>Sylvia</w:t>
       </w:r>
       <w:r>
         <w:rPr>
@@ -1426,8 +1432,6 @@
         </w:rPr>
         <w:t xml:space="preserve">: </w:t>
       </w:r>
-      <w:bookmarkStart w:id="0" w:name="_GoBack"/>
-      <w:bookmarkEnd w:id="0"/>
       <w:r>
         <w:rPr>
           <w:rFonts w:ascii="Times New Roman" w:hAnsi="Times New Roman" w:cs="Times New Roman"/>

--- a/ADMISSION_LETTER.docx
+++ b/ADMISSION_LETTER.docx
@@ -1069,7 +1069,7 @@
         <w:rPr>
           <w:b/>
         </w:rPr>
-        <w:t>SYLVIA AOKO OTHOL</w:t>
+        <w:t>OGOLLAH MARY ATIENO</w:t>
       </w:r>
       <w:r>
         <w:rPr>
@@ -1077,8 +1077,6 @@
         </w:rPr>
         <w:t>,</w:t>
       </w:r>
-      <w:bookmarkStart w:id="0" w:name="_GoBack"/>
-      <w:bookmarkEnd w:id="0"/>
     </w:p>
     <w:p>
       <w:pPr>
@@ -1202,16 +1200,7 @@
                                 <w:color w:val="FF0000"/>
                                 <w:sz w:val="24"/>
                               </w:rPr>
-                              <w:t>03</w:t>
-                            </w:r>
-                            <w:r>
-                              <w:rPr>
-                                <w:rFonts w:ascii="Algerian" w:hAnsi="Algerian"/>
-                                <w:b/>
-                                <w:color w:val="FF0000"/>
-                                <w:sz w:val="24"/>
-                              </w:rPr>
-                              <w:t>6</w:t>
+                              <w:t>040</w:t>
                             </w:r>
                           </w:p>
                         </w:txbxContent>
@@ -1277,16 +1266,7 @@
                           <w:color w:val="FF0000"/>
                           <w:sz w:val="24"/>
                         </w:rPr>
-                        <w:t>03</w:t>
-                      </w:r>
-                      <w:r>
-                        <w:rPr>
-                          <w:rFonts w:ascii="Algerian" w:hAnsi="Algerian"/>
-                          <w:b/>
-                          <w:color w:val="FF0000"/>
-                          <w:sz w:val="24"/>
-                        </w:rPr>
-                        <w:t>6</w:t>
+                        <w:t>040</w:t>
                       </w:r>
                     </w:p>
                   </w:txbxContent>
@@ -1377,7 +1357,7 @@
         <w:rPr>
           <w:b/>
         </w:rPr>
-        <w:t>Sylvia</w:t>
+        <w:t>Mary</w:t>
       </w:r>
       <w:r>
         <w:rPr>
@@ -1385,6 +1365,8 @@
         </w:rPr>
         <w:t>,</w:t>
       </w:r>
+      <w:bookmarkStart w:id="0" w:name="_GoBack"/>
+      <w:bookmarkEnd w:id="0"/>
     </w:p>
     <w:p>
       <w:pPr>

--- a/ADMISSION_LETTER.docx
+++ b/ADMISSION_LETTER.docx
@@ -480,10 +480,7 @@
                               <w:spacing w:after="0"/>
                             </w:pPr>
                             <w:r>
-                              <w:t>Second floor of</w:t>
-                            </w:r>
-                            <w:r>
-                              <w:t xml:space="preserve"> </w:t>
+                              <w:t xml:space="preserve">Second floor of </w:t>
                             </w:r>
                             <w:proofErr w:type="spellStart"/>
                             <w:r>
@@ -491,10 +488,7 @@
                             </w:r>
                             <w:proofErr w:type="spellEnd"/>
                             <w:r>
-                              <w:t xml:space="preserve"> plaza</w:t>
-                            </w:r>
-                            <w:r>
-                              <w:t xml:space="preserve"> (</w:t>
+                              <w:t xml:space="preserve"> plaza (</w:t>
                             </w:r>
                             <w:proofErr w:type="spellStart"/>
                             <w:r>
@@ -502,10 +496,7 @@
                             </w:r>
                             <w:proofErr w:type="spellEnd"/>
                             <w:r>
-                              <w:t xml:space="preserve"> Hospital Building)</w:t>
-                            </w:r>
-                            <w:r>
-                              <w:t xml:space="preserve">, </w:t>
+                              <w:t xml:space="preserve"> Hospital Building), </w:t>
                             </w:r>
                             <w:proofErr w:type="spellStart"/>
                             <w:r>
@@ -570,10 +561,7 @@
                         <w:spacing w:after="0"/>
                       </w:pPr>
                       <w:r>
-                        <w:t>Second floor of</w:t>
-                      </w:r>
-                      <w:r>
-                        <w:t xml:space="preserve"> </w:t>
+                        <w:t xml:space="preserve">Second floor of </w:t>
                       </w:r>
                       <w:proofErr w:type="spellStart"/>
                       <w:r>
@@ -581,10 +569,7 @@
                       </w:r>
                       <w:proofErr w:type="spellEnd"/>
                       <w:r>
-                        <w:t xml:space="preserve"> plaza</w:t>
-                      </w:r>
-                      <w:r>
-                        <w:t xml:space="preserve"> (</w:t>
+                        <w:t xml:space="preserve"> plaza (</w:t>
                       </w:r>
                       <w:proofErr w:type="spellStart"/>
                       <w:r>
@@ -592,10 +577,7 @@
                       </w:r>
                       <w:proofErr w:type="spellEnd"/>
                       <w:r>
-                        <w:t xml:space="preserve"> Hospital Building)</w:t>
-                      </w:r>
-                      <w:r>
-                        <w:t xml:space="preserve">, </w:t>
+                        <w:t xml:space="preserve"> Hospital Building), </w:t>
                       </w:r>
                       <w:proofErr w:type="spellStart"/>
                       <w:r>
@@ -941,16 +923,7 @@
                                 <w:sz w:val="32"/>
                                 <w:szCs w:val="32"/>
                               </w:rPr>
-                              <w:t xml:space="preserve">ADMISION </w:t>
-                            </w:r>
-                            <w:r>
-                              <w:rPr>
-                                <w:rFonts w:ascii="Times New Roman" w:hAnsi="Times New Roman" w:cs="Times New Roman"/>
-                                <w:b/>
-                                <w:sz w:val="32"/>
-                                <w:szCs w:val="32"/>
-                              </w:rPr>
-                              <w:t>LETTER</w:t>
+                              <w:t>ADMISION LETTER</w:t>
                             </w:r>
                           </w:p>
                         </w:txbxContent>
@@ -995,16 +968,7 @@
                           <w:sz w:val="32"/>
                           <w:szCs w:val="32"/>
                         </w:rPr>
-                        <w:t xml:space="preserve">ADMISION </w:t>
-                      </w:r>
-                      <w:r>
-                        <w:rPr>
-                          <w:rFonts w:ascii="Times New Roman" w:hAnsi="Times New Roman" w:cs="Times New Roman"/>
-                          <w:b/>
-                          <w:sz w:val="32"/>
-                          <w:szCs w:val="32"/>
-                        </w:rPr>
-                        <w:t>LETTER</w:t>
+                        <w:t>ADMISION LETTER</w:t>
                       </w:r>
                     </w:p>
                   </w:txbxContent>
@@ -1051,12 +1015,14 @@
           <w:b/>
         </w:rPr>
       </w:pPr>
+      <w:proofErr w:type="spellStart"/>
       <w:r>
         <w:rPr>
           <w:b/>
         </w:rPr>
         <w:t>Ugunja</w:t>
       </w:r>
+      <w:proofErr w:type="spellEnd"/>
     </w:p>
     <w:p>
       <w:pPr>
@@ -1069,7 +1035,7 @@
         <w:rPr>
           <w:b/>
         </w:rPr>
-        <w:t>OGOLLAH MARY ATIENO</w:t>
+        <w:t>MOSES OCHIENG</w:t>
       </w:r>
       <w:r>
         <w:rPr>
@@ -1200,7 +1166,7 @@
                                 <w:color w:val="FF0000"/>
                                 <w:sz w:val="24"/>
                               </w:rPr>
-                              <w:t>040</w:t>
+                              <w:t>049</w:t>
                             </w:r>
                           </w:p>
                         </w:txbxContent>
@@ -1266,7 +1232,7 @@
                           <w:color w:val="FF0000"/>
                           <w:sz w:val="24"/>
                         </w:rPr>
-                        <w:t>040</w:t>
+                        <w:t>049</w:t>
                       </w:r>
                     </w:p>
                   </w:txbxContent>
@@ -1282,91 +1248,91 @@
         </w:rPr>
         <w:t>Ugunja</w:t>
       </w:r>
-    </w:p>
-    <w:p>
-      <w:pPr>
-        <w:spacing w:after="0"/>
-        <w:rPr>
-          <w:b/>
-        </w:rPr>
-      </w:pPr>
-      <w:r>
-        <w:rPr>
-          <w:b/>
-        </w:rPr>
-        <w:t>A</w:t>
-      </w:r>
-      <w:r>
-        <w:rPr>
-          <w:b/>
-        </w:rPr>
-        <w:t>dmission</w:t>
-      </w:r>
-      <w:r>
-        <w:rPr>
-          <w:b/>
-        </w:rPr>
-        <w:t xml:space="preserve"> No…</w:t>
-      </w:r>
-      <w:r>
-        <w:rPr>
-          <w:b/>
-        </w:rPr>
-        <w:t>……….</w:t>
-      </w:r>
-      <w:r>
-        <w:rPr>
-          <w:b/>
-        </w:rPr>
-        <w:t>………</w:t>
-      </w:r>
-      <w:r>
-        <w:rPr>
-          <w:b/>
-        </w:rPr>
-        <w:t>…..</w:t>
-      </w:r>
-      <w:r>
-        <w:rPr>
-          <w:b/>
-        </w:rPr>
-        <w:t>……………………………</w:t>
-      </w:r>
-    </w:p>
-    <w:p>
-      <w:pPr>
-        <w:spacing w:after="0"/>
-        <w:rPr>
-          <w:b/>
-        </w:rPr>
-      </w:pPr>
-    </w:p>
-    <w:p>
-      <w:pPr>
-        <w:rPr>
-          <w:b/>
-        </w:rPr>
-      </w:pPr>
-      <w:r>
-        <w:rPr>
-          <w:b/>
-        </w:rPr>
-        <w:t xml:space="preserve">Dear </w:t>
-      </w:r>
-      <w:r>
-        <w:rPr>
-          <w:b/>
-        </w:rPr>
-        <w:t>Mary</w:t>
-      </w:r>
-      <w:r>
-        <w:rPr>
-          <w:b/>
-        </w:rPr>
-        <w:t>,</w:t>
-      </w:r>
       <w:bookmarkStart w:id="0" w:name="_GoBack"/>
       <w:bookmarkEnd w:id="0"/>
+    </w:p>
+    <w:p>
+      <w:pPr>
+        <w:spacing w:after="0"/>
+        <w:rPr>
+          <w:b/>
+        </w:rPr>
+      </w:pPr>
+      <w:r>
+        <w:rPr>
+          <w:b/>
+        </w:rPr>
+        <w:t>A</w:t>
+      </w:r>
+      <w:r>
+        <w:rPr>
+          <w:b/>
+        </w:rPr>
+        <w:t>dmission</w:t>
+      </w:r>
+      <w:r>
+        <w:rPr>
+          <w:b/>
+        </w:rPr>
+        <w:t xml:space="preserve"> No…</w:t>
+      </w:r>
+      <w:r>
+        <w:rPr>
+          <w:b/>
+        </w:rPr>
+        <w:t>……….</w:t>
+      </w:r>
+      <w:r>
+        <w:rPr>
+          <w:b/>
+        </w:rPr>
+        <w:t>………</w:t>
+      </w:r>
+      <w:r>
+        <w:rPr>
+          <w:b/>
+        </w:rPr>
+        <w:t>…..</w:t>
+      </w:r>
+      <w:r>
+        <w:rPr>
+          <w:b/>
+        </w:rPr>
+        <w:t>……………………………</w:t>
+      </w:r>
+    </w:p>
+    <w:p>
+      <w:pPr>
+        <w:spacing w:after="0"/>
+        <w:rPr>
+          <w:b/>
+        </w:rPr>
+      </w:pPr>
+    </w:p>
+    <w:p>
+      <w:pPr>
+        <w:rPr>
+          <w:b/>
+        </w:rPr>
+      </w:pPr>
+      <w:r>
+        <w:rPr>
+          <w:b/>
+        </w:rPr>
+        <w:t xml:space="preserve">Dear </w:t>
+      </w:r>
+      <w:r>
+        <w:rPr>
+          <w:b/>
+        </w:rPr>
+        <w:t>Moses</w:t>
+      </w:r>
+      <w:r>
+        <w:rPr>
+          <w:b/>
+        </w:rPr>
+        <w:t>,</w:t>
+      </w:r>
     </w:p>
     <w:p>
       <w:pPr>

--- a/ADMISSION_LETTER.docx
+++ b/ADMISSION_LETTER.docx
@@ -1010,32 +1010,15 @@
     <w:p>
       <w:pPr>
         <w:spacing w:after="0"/>
-        <w:jc w:val="right"/>
-        <w:rPr>
-          <w:b/>
-        </w:rPr>
-      </w:pPr>
-      <w:proofErr w:type="spellStart"/>
-      <w:r>
-        <w:rPr>
-          <w:b/>
-        </w:rPr>
-        <w:t>Ugunja</w:t>
-      </w:r>
-      <w:proofErr w:type="spellEnd"/>
-    </w:p>
-    <w:p>
-      <w:pPr>
-        <w:spacing w:after="0"/>
-        <w:rPr>
-          <w:b/>
-        </w:rPr>
-      </w:pPr>
-      <w:r>
-        <w:rPr>
-          <w:b/>
-        </w:rPr>
-        <w:t>MOSES OCHIENG</w:t>
+        <w:rPr>
+          <w:b/>
+        </w:rPr>
+      </w:pPr>
+      <w:r>
+        <w:rPr>
+          <w:b/>
+        </w:rPr>
+        <w:t>JACK WELLINGTONE OBANDA</w:t>
       </w:r>
       <w:r>
         <w:rPr>
@@ -1148,7 +1131,7 @@
                                 <w:color w:val="FF0000"/>
                                 <w:sz w:val="24"/>
                               </w:rPr>
-                              <w:t>RICT/26/01</w:t>
+                              <w:t>RICT/26/02</w:t>
                             </w:r>
                             <w:r>
                               <w:rPr>
@@ -1166,7 +1149,7 @@
                                 <w:color w:val="FF0000"/>
                                 <w:sz w:val="24"/>
                               </w:rPr>
-                              <w:t>049</w:t>
+                              <w:t>054</w:t>
                             </w:r>
                           </w:p>
                         </w:txbxContent>
@@ -1214,7 +1197,7 @@
                           <w:color w:val="FF0000"/>
                           <w:sz w:val="24"/>
                         </w:rPr>
-                        <w:t>RICT/26/01</w:t>
+                        <w:t>RICT/26/02</w:t>
                       </w:r>
                       <w:r>
                         <w:rPr>
@@ -1232,7 +1215,7 @@
                           <w:color w:val="FF0000"/>
                           <w:sz w:val="24"/>
                         </w:rPr>
-                        <w:t>049</w:t>
+                        <w:t>054</w:t>
                       </w:r>
                     </w:p>
                   </w:txbxContent>
@@ -1248,85 +1231,85 @@
         </w:rPr>
         <w:t>Ugunja</w:t>
       </w:r>
+    </w:p>
+    <w:p>
+      <w:pPr>
+        <w:spacing w:after="0"/>
+        <w:rPr>
+          <w:b/>
+        </w:rPr>
+      </w:pPr>
+      <w:r>
+        <w:rPr>
+          <w:b/>
+        </w:rPr>
+        <w:t>A</w:t>
+      </w:r>
+      <w:r>
+        <w:rPr>
+          <w:b/>
+        </w:rPr>
+        <w:t>dmission</w:t>
+      </w:r>
+      <w:r>
+        <w:rPr>
+          <w:b/>
+        </w:rPr>
+        <w:t xml:space="preserve"> No…</w:t>
+      </w:r>
+      <w:r>
+        <w:rPr>
+          <w:b/>
+        </w:rPr>
+        <w:t>……….</w:t>
+      </w:r>
+      <w:r>
+        <w:rPr>
+          <w:b/>
+        </w:rPr>
+        <w:t>………</w:t>
+      </w:r>
+      <w:r>
+        <w:rPr>
+          <w:b/>
+        </w:rPr>
+        <w:t>…..</w:t>
+      </w:r>
+      <w:r>
+        <w:rPr>
+          <w:b/>
+        </w:rPr>
+        <w:t>……………………………</w:t>
+      </w:r>
+    </w:p>
+    <w:p>
+      <w:pPr>
+        <w:spacing w:after="0"/>
+        <w:rPr>
+          <w:b/>
+        </w:rPr>
+      </w:pPr>
+    </w:p>
+    <w:p>
+      <w:pPr>
+        <w:rPr>
+          <w:b/>
+        </w:rPr>
+      </w:pPr>
+      <w:r>
+        <w:rPr>
+          <w:b/>
+        </w:rPr>
+        <w:t xml:space="preserve">Dear </w:t>
+      </w:r>
+      <w:r>
+        <w:rPr>
+          <w:b/>
+        </w:rPr>
+        <w:t>Jack</w:t>
+      </w:r>
       <w:bookmarkStart w:id="0" w:name="_GoBack"/>
       <w:bookmarkEnd w:id="0"/>
-    </w:p>
-    <w:p>
-      <w:pPr>
-        <w:spacing w:after="0"/>
-        <w:rPr>
-          <w:b/>
-        </w:rPr>
-      </w:pPr>
-      <w:r>
-        <w:rPr>
-          <w:b/>
-        </w:rPr>
-        <w:t>A</w:t>
-      </w:r>
-      <w:r>
-        <w:rPr>
-          <w:b/>
-        </w:rPr>
-        <w:t>dmission</w:t>
-      </w:r>
-      <w:r>
-        <w:rPr>
-          <w:b/>
-        </w:rPr>
-        <w:t xml:space="preserve"> No…</w:t>
-      </w:r>
-      <w:r>
-        <w:rPr>
-          <w:b/>
-        </w:rPr>
-        <w:t>……….</w:t>
-      </w:r>
-      <w:r>
-        <w:rPr>
-          <w:b/>
-        </w:rPr>
-        <w:t>………</w:t>
-      </w:r>
-      <w:r>
-        <w:rPr>
-          <w:b/>
-        </w:rPr>
-        <w:t>…..</w:t>
-      </w:r>
-      <w:r>
-        <w:rPr>
-          <w:b/>
-        </w:rPr>
-        <w:t>……………………………</w:t>
-      </w:r>
-    </w:p>
-    <w:p>
-      <w:pPr>
-        <w:spacing w:after="0"/>
-        <w:rPr>
-          <w:b/>
-        </w:rPr>
-      </w:pPr>
-    </w:p>
-    <w:p>
-      <w:pPr>
-        <w:rPr>
-          <w:b/>
-        </w:rPr>
-      </w:pPr>
-      <w:r>
-        <w:rPr>
-          <w:b/>
-        </w:rPr>
-        <w:t xml:space="preserve">Dear </w:t>
-      </w:r>
-      <w:r>
-        <w:rPr>
-          <w:b/>
-        </w:rPr>
-        <w:t>Moses</w:t>
-      </w:r>
       <w:r>
         <w:rPr>
           <w:b/>
@@ -1450,15 +1433,67 @@
           <w:sz w:val="24"/>
           <w:szCs w:val="24"/>
         </w:rPr>
-        <w:t>at Ruraln</w:t>
-      </w:r>
-      <w:r>
-        <w:rPr>
-          <w:rFonts w:ascii="Times New Roman" w:hAnsi="Times New Roman" w:cs="Times New Roman"/>
-          <w:sz w:val="24"/>
-          <w:szCs w:val="24"/>
-        </w:rPr>
-        <w:t>et ICT Academy in pursuant of a certifi</w:t>
+        <w:t xml:space="preserve">at </w:t>
+      </w:r>
+      <w:proofErr w:type="spellStart"/>
+      <w:r>
+        <w:rPr>
+          <w:rFonts w:ascii="Times New Roman" w:hAnsi="Times New Roman" w:cs="Times New Roman"/>
+          <w:sz w:val="24"/>
+          <w:szCs w:val="24"/>
+        </w:rPr>
+        <w:t>Ruraln</w:t>
+      </w:r>
+      <w:r>
+        <w:rPr>
+          <w:rFonts w:ascii="Times New Roman" w:hAnsi="Times New Roman" w:cs="Times New Roman"/>
+          <w:sz w:val="24"/>
+          <w:szCs w:val="24"/>
+        </w:rPr>
+        <w:t>et</w:t>
+      </w:r>
+      <w:proofErr w:type="spellEnd"/>
+      <w:r>
+        <w:rPr>
+          <w:rFonts w:ascii="Times New Roman" w:hAnsi="Times New Roman" w:cs="Times New Roman"/>
+          <w:sz w:val="24"/>
+          <w:szCs w:val="24"/>
+        </w:rPr>
+        <w:t xml:space="preserve"> ICT </w:t>
+      </w:r>
+      <w:proofErr w:type="gramStart"/>
+      <w:r>
+        <w:rPr>
+          <w:rFonts w:ascii="Times New Roman" w:hAnsi="Times New Roman" w:cs="Times New Roman"/>
+          <w:sz w:val="24"/>
+          <w:szCs w:val="24"/>
+        </w:rPr>
+        <w:t>Academy</w:t>
+      </w:r>
+      <w:r>
+        <w:rPr>
+          <w:rFonts w:ascii="Times New Roman" w:hAnsi="Times New Roman" w:cs="Times New Roman"/>
+          <w:sz w:val="24"/>
+          <w:szCs w:val="24"/>
+        </w:rPr>
+        <w:t xml:space="preserve"> </w:t>
+      </w:r>
+      <w:r>
+        <w:rPr>
+          <w:rFonts w:ascii="Times New Roman" w:hAnsi="Times New Roman" w:cs="Times New Roman"/>
+          <w:sz w:val="24"/>
+          <w:szCs w:val="24"/>
+        </w:rPr>
+        <w:t xml:space="preserve"> in</w:t>
+      </w:r>
+      <w:proofErr w:type="gramEnd"/>
+      <w:r>
+        <w:rPr>
+          <w:rFonts w:ascii="Times New Roman" w:hAnsi="Times New Roman" w:cs="Times New Roman"/>
+          <w:sz w:val="24"/>
+          <w:szCs w:val="24"/>
+        </w:rPr>
+        <w:t xml:space="preserve"> pursuant of a certifi</w:t>
       </w:r>
       <w:r>
         <w:rPr>

--- a/ADMISSION_LETTER.docx
+++ b/ADMISSION_LETTER.docx
@@ -1018,7 +1018,7 @@
         <w:rPr>
           <w:b/>
         </w:rPr>
-        <w:t>JACK WELLINGTONE OBANDA</w:t>
+        <w:t>LYNE DENCY ATIENO</w:t>
       </w:r>
       <w:r>
         <w:rPr>
@@ -1149,7 +1149,7 @@
                                 <w:color w:val="FF0000"/>
                                 <w:sz w:val="24"/>
                               </w:rPr>
-                              <w:t>054</w:t>
+                              <w:t>059</w:t>
                             </w:r>
                           </w:p>
                         </w:txbxContent>
@@ -1215,7 +1215,7 @@
                           <w:color w:val="FF0000"/>
                           <w:sz w:val="24"/>
                         </w:rPr>
-                        <w:t>054</w:t>
+                        <w:t>059</w:t>
                       </w:r>
                     </w:p>
                   </w:txbxContent>
@@ -1302,14 +1302,14 @@
         </w:rPr>
         <w:t xml:space="preserve">Dear </w:t>
       </w:r>
-      <w:r>
-        <w:rPr>
-          <w:b/>
-        </w:rPr>
-        <w:t>Jack</w:t>
-      </w:r>
-      <w:bookmarkStart w:id="0" w:name="_GoBack"/>
-      <w:bookmarkEnd w:id="0"/>
+      <w:proofErr w:type="spellStart"/>
+      <w:r>
+        <w:rPr>
+          <w:b/>
+        </w:rPr>
+        <w:t>Lyne</w:t>
+      </w:r>
+      <w:proofErr w:type="spellEnd"/>
       <w:r>
         <w:rPr>
           <w:b/>
@@ -1433,67 +1433,15 @@
           <w:sz w:val="24"/>
           <w:szCs w:val="24"/>
         </w:rPr>
-        <w:t xml:space="preserve">at </w:t>
-      </w:r>
-      <w:proofErr w:type="spellStart"/>
-      <w:r>
-        <w:rPr>
-          <w:rFonts w:ascii="Times New Roman" w:hAnsi="Times New Roman" w:cs="Times New Roman"/>
-          <w:sz w:val="24"/>
-          <w:szCs w:val="24"/>
-        </w:rPr>
-        <w:t>Ruraln</w:t>
-      </w:r>
-      <w:r>
-        <w:rPr>
-          <w:rFonts w:ascii="Times New Roman" w:hAnsi="Times New Roman" w:cs="Times New Roman"/>
-          <w:sz w:val="24"/>
-          <w:szCs w:val="24"/>
-        </w:rPr>
-        <w:t>et</w:t>
-      </w:r>
-      <w:proofErr w:type="spellEnd"/>
-      <w:r>
-        <w:rPr>
-          <w:rFonts w:ascii="Times New Roman" w:hAnsi="Times New Roman" w:cs="Times New Roman"/>
-          <w:sz w:val="24"/>
-          <w:szCs w:val="24"/>
-        </w:rPr>
-        <w:t xml:space="preserve"> ICT </w:t>
-      </w:r>
-      <w:proofErr w:type="gramStart"/>
-      <w:r>
-        <w:rPr>
-          <w:rFonts w:ascii="Times New Roman" w:hAnsi="Times New Roman" w:cs="Times New Roman"/>
-          <w:sz w:val="24"/>
-          <w:szCs w:val="24"/>
-        </w:rPr>
-        <w:t>Academy</w:t>
-      </w:r>
-      <w:r>
-        <w:rPr>
-          <w:rFonts w:ascii="Times New Roman" w:hAnsi="Times New Roman" w:cs="Times New Roman"/>
-          <w:sz w:val="24"/>
-          <w:szCs w:val="24"/>
-        </w:rPr>
-        <w:t xml:space="preserve"> </w:t>
-      </w:r>
-      <w:r>
-        <w:rPr>
-          <w:rFonts w:ascii="Times New Roman" w:hAnsi="Times New Roman" w:cs="Times New Roman"/>
-          <w:sz w:val="24"/>
-          <w:szCs w:val="24"/>
-        </w:rPr>
-        <w:t xml:space="preserve"> in</w:t>
-      </w:r>
-      <w:proofErr w:type="gramEnd"/>
-      <w:r>
-        <w:rPr>
-          <w:rFonts w:ascii="Times New Roman" w:hAnsi="Times New Roman" w:cs="Times New Roman"/>
-          <w:sz w:val="24"/>
-          <w:szCs w:val="24"/>
-        </w:rPr>
-        <w:t xml:space="preserve"> pursuant of a certifi</w:t>
+        <w:t>at Ruraln</w:t>
+      </w:r>
+      <w:r>
+        <w:rPr>
+          <w:rFonts w:ascii="Times New Roman" w:hAnsi="Times New Roman" w:cs="Times New Roman"/>
+          <w:sz w:val="24"/>
+          <w:szCs w:val="24"/>
+        </w:rPr>
+        <w:t>et ICT Academy in pursuant of a certifi</w:t>
       </w:r>
       <w:r>
         <w:rPr>
@@ -1570,7 +1518,17 @@
           <w:sz w:val="24"/>
           <w:szCs w:val="24"/>
         </w:rPr>
-        <w:t xml:space="preserve">Any information found to be false </w:t>
+        <w:t>Any i</w:t>
+      </w:r>
+      <w:bookmarkStart w:id="0" w:name="_GoBack"/>
+      <w:bookmarkEnd w:id="0"/>
+      <w:r>
+        <w:rPr>
+          <w:rFonts w:ascii="Times New Roman" w:hAnsi="Times New Roman" w:cs="Times New Roman"/>
+          <w:sz w:val="24"/>
+          <w:szCs w:val="24"/>
+        </w:rPr>
+        <w:t xml:space="preserve">nformation found to be false </w:t>
       </w:r>
       <w:r>
         <w:rPr>

--- a/ADMISSION_LETTER.docx
+++ b/ADMISSION_LETTER.docx
@@ -496,15 +496,7 @@
                             </w:r>
                             <w:proofErr w:type="spellEnd"/>
                             <w:r>
-                              <w:t xml:space="preserve"> Hospital Building), </w:t>
-                            </w:r>
-                            <w:proofErr w:type="spellStart"/>
-                            <w:r>
-                              <w:t>Ugunja</w:t>
-                            </w:r>
-                            <w:proofErr w:type="spellEnd"/>
-                            <w:r>
-                              <w:t xml:space="preserve"> town</w:t>
+                              <w:t xml:space="preserve"> Hospital Building), Ugunja town</w:t>
                             </w:r>
                           </w:p>
                           <w:p>
@@ -1018,7 +1010,7 @@
         <w:rPr>
           <w:b/>
         </w:rPr>
-        <w:t>LYNE DENCY ATIENO</w:t>
+        <w:t>AGGREY STEPHEN KWAMBOKA</w:t>
       </w:r>
       <w:r>
         <w:rPr>
@@ -1149,7 +1141,7 @@
                                 <w:color w:val="FF0000"/>
                                 <w:sz w:val="24"/>
                               </w:rPr>
-                              <w:t>059</w:t>
+                              <w:t>061</w:t>
                             </w:r>
                           </w:p>
                         </w:txbxContent>
@@ -1215,7 +1207,7 @@
                           <w:color w:val="FF0000"/>
                           <w:sz w:val="24"/>
                         </w:rPr>
-                        <w:t>059</w:t>
+                        <w:t>061</w:t>
                       </w:r>
                     </w:p>
                   </w:txbxContent>
@@ -1281,6 +1273,8 @@
         </w:rPr>
         <w:t>……………………………</w:t>
       </w:r>
+      <w:bookmarkStart w:id="0" w:name="_GoBack"/>
+      <w:bookmarkEnd w:id="0"/>
     </w:p>
     <w:p>
       <w:pPr>
@@ -1307,7 +1301,7 @@
         <w:rPr>
           <w:b/>
         </w:rPr>
-        <w:t>Lyne</w:t>
+        <w:t>Aggrey</w:t>
       </w:r>
       <w:proofErr w:type="spellEnd"/>
       <w:r>
@@ -1518,17 +1512,7 @@
           <w:sz w:val="24"/>
           <w:szCs w:val="24"/>
         </w:rPr>
-        <w:t>Any i</w:t>
-      </w:r>
-      <w:bookmarkStart w:id="0" w:name="_GoBack"/>
-      <w:bookmarkEnd w:id="0"/>
-      <w:r>
-        <w:rPr>
-          <w:rFonts w:ascii="Times New Roman" w:hAnsi="Times New Roman" w:cs="Times New Roman"/>
-          <w:sz w:val="24"/>
-          <w:szCs w:val="24"/>
-        </w:rPr>
-        <w:t xml:space="preserve">nformation found to be false </w:t>
+        <w:t xml:space="preserve">Any information found to be false </w:t>
       </w:r>
       <w:r>
         <w:rPr>

--- a/ADMISSION_LETTER.docx
+++ b/ADMISSION_LETTER.docx
@@ -1010,7 +1010,7 @@
         <w:rPr>
           <w:b/>
         </w:rPr>
-        <w:t>AGGREY STEPHEN KWAMBOKA</w:t>
+        <w:t>EZRA LEVITICUS OMONDI</w:t>
       </w:r>
       <w:r>
         <w:rPr>
@@ -1123,7 +1123,7 @@
                                 <w:color w:val="FF0000"/>
                                 <w:sz w:val="24"/>
                               </w:rPr>
-                              <w:t>RICT/26/02</w:t>
+                              <w:t>RICT1</w:t>
                             </w:r>
                             <w:r>
                               <w:rPr>
@@ -1132,7 +1132,7 @@
                                 <w:color w:val="FF0000"/>
                                 <w:sz w:val="24"/>
                               </w:rPr>
-                              <w:t>/BAPK</w:t>
+                              <w:t>02</w:t>
                             </w:r>
                             <w:r>
                               <w:rPr>
@@ -1141,7 +1141,7 @@
                                 <w:color w:val="FF0000"/>
                                 <w:sz w:val="24"/>
                               </w:rPr>
-                              <w:t>061</w:t>
+                              <w:t>/26/05/095</w:t>
                             </w:r>
                           </w:p>
                         </w:txbxContent>
@@ -1189,7 +1189,7 @@
                           <w:color w:val="FF0000"/>
                           <w:sz w:val="24"/>
                         </w:rPr>
-                        <w:t>RICT/26/02</w:t>
+                        <w:t>RICT1</w:t>
                       </w:r>
                       <w:r>
                         <w:rPr>
@@ -1198,7 +1198,7 @@
                           <w:color w:val="FF0000"/>
                           <w:sz w:val="24"/>
                         </w:rPr>
-                        <w:t>/BAPK</w:t>
+                        <w:t>02</w:t>
                       </w:r>
                       <w:r>
                         <w:rPr>
@@ -1207,7 +1207,7 @@
                           <w:color w:val="FF0000"/>
                           <w:sz w:val="24"/>
                         </w:rPr>
-                        <w:t>061</w:t>
+                        <w:t>/26/05/095</w:t>
                       </w:r>
                     </w:p>
                   </w:txbxContent>
@@ -1273,43 +1273,41 @@
         </w:rPr>
         <w:t>……………………………</w:t>
       </w:r>
+    </w:p>
+    <w:p>
+      <w:pPr>
+        <w:spacing w:after="0"/>
+        <w:rPr>
+          <w:b/>
+        </w:rPr>
+      </w:pPr>
+    </w:p>
+    <w:p>
+      <w:pPr>
+        <w:rPr>
+          <w:b/>
+        </w:rPr>
+      </w:pPr>
+      <w:r>
+        <w:rPr>
+          <w:b/>
+        </w:rPr>
+        <w:t xml:space="preserve">Dear </w:t>
+      </w:r>
+      <w:r>
+        <w:rPr>
+          <w:b/>
+        </w:rPr>
+        <w:t>Ezra</w:t>
+      </w:r>
+      <w:r>
+        <w:rPr>
+          <w:b/>
+        </w:rPr>
+        <w:t>,</w:t>
+      </w:r>
       <w:bookmarkStart w:id="0" w:name="_GoBack"/>
       <w:bookmarkEnd w:id="0"/>
-    </w:p>
-    <w:p>
-      <w:pPr>
-        <w:spacing w:after="0"/>
-        <w:rPr>
-          <w:b/>
-        </w:rPr>
-      </w:pPr>
-    </w:p>
-    <w:p>
-      <w:pPr>
-        <w:rPr>
-          <w:b/>
-        </w:rPr>
-      </w:pPr>
-      <w:r>
-        <w:rPr>
-          <w:b/>
-        </w:rPr>
-        <w:t xml:space="preserve">Dear </w:t>
-      </w:r>
-      <w:proofErr w:type="spellStart"/>
-      <w:r>
-        <w:rPr>
-          <w:b/>
-        </w:rPr>
-        <w:t>Aggrey</w:t>
-      </w:r>
-      <w:proofErr w:type="spellEnd"/>
-      <w:r>
-        <w:rPr>
-          <w:b/>
-        </w:rPr>
-        <w:t>,</w:t>
-      </w:r>
     </w:p>
     <w:p>
       <w:pPr>
@@ -2087,15 +2085,7 @@
           <w:sz w:val="24"/>
           <w:szCs w:val="20"/>
         </w:rPr>
-        <w:t>OLIVIA ALANG’</w:t>
-      </w:r>
-      <w:r>
-        <w:rPr>
-          <w:b/>
-          <w:sz w:val="24"/>
-          <w:szCs w:val="20"/>
-        </w:rPr>
-        <w:t>O</w:t>
+        <w:t>BOAZ OCHIENG</w:t>
       </w:r>
     </w:p>
     <w:p>
@@ -2126,6 +2116,14 @@
           <w:szCs w:val="20"/>
         </w:rPr>
       </w:pPr>
+      <w:r>
+        <w:rPr>
+          <w:b/>
+          <w:sz w:val="24"/>
+          <w:szCs w:val="20"/>
+        </w:rPr>
+        <w:t xml:space="preserve">FOR </w:t>
+      </w:r>
       <w:r>
         <w:rPr>
           <w:b/>

--- a/ADMISSION_LETTER.docx
+++ b/ADMISSION_LETTER.docx
@@ -1305,6 +1305,19 @@
           <w:b/>
         </w:rPr>
         <w:t>,</w:t>
+      </w:r>
+    </w:p>
+    <w:p>
+      <w:pPr>
+        <w:rPr>
+          <w:b/>
+        </w:rPr>
+      </w:pPr>
+      <w:r>
+        <w:rPr>
+          <w:b/>
+        </w:rPr>
+        <w:t>P052182265X</w:t>
       </w:r>
       <w:bookmarkStart w:id="0" w:name="_GoBack"/>
       <w:bookmarkEnd w:id="0"/>
